--- a/docs/manual/dist/CGA NLU Guide (en).docx
+++ b/docs/manual/dist/CGA NLU Guide (en).docx
@@ -25,17 +25,6 @@
           <w:i w:val="0"/>
           <w:sz w:val="21"/>
         </w:rPr>
-        <w:t>Status: Content creation complete, awaiting execution verification</w:t>
-      </w:r>
-    </w:p>
-    <w:p>
-      <w:r>
-        <w:rPr>
-          <w:rFonts w:ascii="Arial" w:hAnsi="Arial" w:eastAsia="Arial"/>
-          <w:b w:val="0"/>
-          <w:i w:val="0"/>
-          <w:sz w:val="21"/>
-        </w:rPr>
         <w:t>Target: Bot/dialog design operators, AI/NLU experts</w:t>
       </w:r>
     </w:p>
@@ -48,21 +37,6 @@
           <w:sz w:val="21"/>
         </w:rPr>
         <w:t>This document selects CGA's `ML`, `Semantic`, and `LLM` engines and organizes data, settings, testing, and quality improvement methods for each engine.</w:t>
-      </w:r>
-    </w:p>
-    <w:p>
-      <w:pPr>
-        <w:spacing w:before="80" w:after="160"/>
-        <w:ind w:left="288" w:right="288"/>
-      </w:pPr>
-      <w:r>
-        <w:rPr>
-          <w:rFonts w:ascii="Arial" w:hAnsi="Arial" w:eastAsia="Arial"/>
-          <w:i/>
-          <w:color w:val="5F6368"/>
-          <w:sz w:val="19"/>
-        </w:rPr>
-        <w:t>The engine, model, and response method options on the bot creation screen were checked in the browser. For items for which the actual learning, indexing, and model call results have not been confirmed, do not consider them as operational confirmations, but also check the [Function Verification Table](../cga-manual-verification-matrix.md).</w:t>
       </w:r>
     </w:p>
     <w:p>
@@ -1270,17 +1244,6 @@
       </w:r>
     </w:p>
     <w:p>
-      <w:r>
-        <w:rPr>
-          <w:rFonts w:ascii="Arial" w:hAnsi="Arial" w:eastAsia="Arial"/>
-          <w:b w:val="0"/>
-          <w:i w:val="0"/>
-          <w:sz w:val="21"/>
-        </w:rPr>
-        <w:t>The detailed operations of QA upload, search, and indexing may vary depending on the CGA screen and operation settings, so the actual scope of support is confirmed based on the [Function Verification Table](../cga-manual-verification-matrix.md).</w:t>
-      </w:r>
-    </w:p>
-    <w:p>
       <w:pPr>
         <w:pStyle w:val="Heading2"/>
       </w:pPr>
@@ -2171,17 +2134,6 @@
           <w:sz w:val="21"/>
         </w:rPr>
         <w:t>Logs delays, costs, and failure responses.</w:t>
-      </w:r>
-    </w:p>
-    <w:p>
-      <w:r>
-        <w:rPr>
-          <w:rFonts w:ascii="Arial" w:hAnsi="Arial" w:eastAsia="Arial"/>
-          <w:b w:val="0"/>
-          <w:i w:val="0"/>
-          <w:sz w:val="21"/>
-        </w:rPr>
-        <w:t>Actual provider call and response results must be separately verified in an operational-like environment. In the ML verification bot, the learning request was registered in the queue, but was not completed, and the simulator returned an intent unclassified with no learning sentences.</w:t>
       </w:r>
     </w:p>
     <w:p>
@@ -3460,19 +3412,6 @@
         <w:t>[Engine comparison table](engine-comparison.md)</w:t>
       </w:r>
     </w:p>
-    <w:p>
-      <w:pPr>
-        <w:pStyle w:val="ListBullet"/>
-        <w:spacing w:after="80"/>
-      </w:pPr>
-      <w:r>
-        <w:rPr>
-          <w:rFonts w:ascii="Arial" w:hAnsi="Arial" w:eastAsia="Arial"/>
-          <w:sz w:val="21"/>
-        </w:rPr>
-        <w:t>[Function Verification Table](../cga-manual-verification-matrix.md)</w:t>
-      </w:r>
-    </w:p>
     <w:sectPr>
       <w:headerReference w:type="default" r:id="rId9"/>
       <w:footerReference w:type="default" r:id="rId10"/>

--- a/docs/manual/dist/CGA NLU Guide (en).docx
+++ b/docs/manual/dist/CGA NLU Guide (en).docx
@@ -36,7 +36,61 @@
           <w:i w:val="0"/>
           <w:sz w:val="21"/>
         </w:rPr>
-        <w:t>This document selects CGA's `ML`, `Semantic`, and `LLM` engines and organizes data, settings, testing, and quality improvement methods for each engine.</w:t>
+        <w:t xml:space="preserve">This document selects CGA's </w:t>
+      </w:r>
+      <w:r>
+        <w:rPr>
+          <w:rFonts w:ascii="Arial" w:hAnsi="Arial" w:eastAsia="Arial"/>
+          <w:b/>
+          <w:i w:val="0"/>
+          <w:sz w:val="21"/>
+        </w:rPr>
+        <w:t>ML</w:t>
+      </w:r>
+      <w:r>
+        <w:rPr>
+          <w:rFonts w:ascii="Arial" w:hAnsi="Arial" w:eastAsia="Arial"/>
+          <w:b w:val="0"/>
+          <w:i w:val="0"/>
+          <w:sz w:val="21"/>
+        </w:rPr>
+        <w:t xml:space="preserve">, </w:t>
+      </w:r>
+      <w:r>
+        <w:rPr>
+          <w:rFonts w:ascii="Arial" w:hAnsi="Arial" w:eastAsia="Arial"/>
+          <w:b/>
+          <w:i w:val="0"/>
+          <w:sz w:val="21"/>
+        </w:rPr>
+        <w:t>Semantic</w:t>
+      </w:r>
+      <w:r>
+        <w:rPr>
+          <w:rFonts w:ascii="Arial" w:hAnsi="Arial" w:eastAsia="Arial"/>
+          <w:b w:val="0"/>
+          <w:i w:val="0"/>
+          <w:sz w:val="21"/>
+        </w:rPr>
+        <w:t xml:space="preserve">, and </w:t>
+      </w:r>
+      <w:r>
+        <w:rPr>
+          <w:rFonts w:ascii="Arial" w:hAnsi="Arial" w:eastAsia="Arial"/>
+          <w:b/>
+          <w:i w:val="0"/>
+          <w:sz w:val="21"/>
+        </w:rPr>
+        <w:t>LLM</w:t>
+      </w:r>
+      <w:r>
+        <w:rPr>
+          <w:rFonts w:ascii="Arial" w:hAnsi="Arial" w:eastAsia="Arial"/>
+          <w:b w:val="0"/>
+          <w:i w:val="0"/>
+          <w:sz w:val="21"/>
+        </w:rPr>
+        <w:t xml:space="preserve"> engines and organizes data, settings, testing, and quality improvement methods for each engine.</w:t>
       </w:r>
     </w:p>
     <w:p>
@@ -61,6 +115,8 @@
       <w:r>
         <w:rPr>
           <w:rFonts w:ascii="Arial" w:hAnsi="Arial" w:eastAsia="Arial"/>
+          <w:b w:val="0"/>
+          <w:i w:val="0"/>
           <w:sz w:val="21"/>
         </w:rPr>
         <w:t>Intent: A classification unit that indicates what the user's utterance is requesting.</w:t>
@@ -74,6 +130,8 @@
       <w:r>
         <w:rPr>
           <w:rFonts w:ascii="Arial" w:hAnsi="Arial" w:eastAsia="Arial"/>
+          <w:b w:val="0"/>
+          <w:i w:val="0"/>
           <w:sz w:val="21"/>
         </w:rPr>
         <w:t>Learning sentences: User expressions registered to learn intent or use as search criteria.</w:t>
@@ -87,6 +145,8 @@
       <w:r>
         <w:rPr>
           <w:rFonts w:ascii="Arial" w:hAnsi="Arial" w:eastAsia="Arial"/>
+          <w:b w:val="0"/>
+          <w:i w:val="0"/>
           <w:sz w:val="21"/>
         </w:rPr>
         <w:t>Entity: The business value or name that must be extracted from the utterance.</w:t>
@@ -100,6 +160,8 @@
       <w:r>
         <w:rPr>
           <w:rFonts w:ascii="Arial" w:hAnsi="Arial" w:eastAsia="Arial"/>
+          <w:b w:val="0"/>
+          <w:i w:val="0"/>
           <w:sz w:val="21"/>
         </w:rPr>
         <w:t>Dictionary: Assets for interpreting domain terms, synonyms, and user expressions</w:t>
@@ -113,6 +175,8 @@
       <w:r>
         <w:rPr>
           <w:rFonts w:ascii="Arial" w:hAnsi="Arial" w:eastAsia="Arial"/>
+          <w:b w:val="0"/>
+          <w:i w:val="0"/>
           <w:sz w:val="21"/>
         </w:rPr>
         <w:t>Threshold: Minimum criteria to accept results as usable.</w:t>
@@ -126,6 +190,8 @@
       <w:r>
         <w:rPr>
           <w:rFonts w:ascii="Arial" w:hAnsi="Arial" w:eastAsia="Arial"/>
+          <w:b w:val="0"/>
+          <w:i w:val="0"/>
           <w:sz w:val="21"/>
         </w:rPr>
         <w:t>Similarity: A value that indicates how close the input and candidate data are in meaning.</w:t>
@@ -139,6 +205,8 @@
       <w:r>
         <w:rPr>
           <w:rFonts w:ascii="Arial" w:hAnsi="Arial" w:eastAsia="Arial"/>
+          <w:b w:val="0"/>
+          <w:i w:val="0"/>
           <w:sz w:val="21"/>
         </w:rPr>
         <w:t>Answer engine: Area to select a given answer or search/create answer based on classification results</w:t>
@@ -194,6 +262,7 @@
               <w:rPr>
                 <w:rFonts w:ascii="Arial" w:hAnsi="Arial" w:eastAsia="Arial"/>
                 <w:b/>
+                <w:i w:val="0"/>
                 <w:color w:val="1F4D78"/>
                 <w:sz w:val="18"/>
               </w:rPr>
@@ -222,6 +291,7 @@
               <w:rPr>
                 <w:rFonts w:ascii="Arial" w:hAnsi="Arial" w:eastAsia="Arial"/>
                 <w:b/>
+                <w:i w:val="0"/>
                 <w:color w:val="1F4D78"/>
                 <w:sz w:val="18"/>
               </w:rPr>
@@ -250,6 +320,7 @@
               <w:rPr>
                 <w:rFonts w:ascii="Arial" w:hAnsi="Arial" w:eastAsia="Arial"/>
                 <w:b/>
+                <w:i w:val="0"/>
                 <w:color w:val="1F4D78"/>
                 <w:sz w:val="18"/>
               </w:rPr>
@@ -278,6 +349,7 @@
               <w:rPr>
                 <w:rFonts w:ascii="Arial" w:hAnsi="Arial" w:eastAsia="Arial"/>
                 <w:b/>
+                <w:i w:val="0"/>
                 <w:color w:val="1F4D78"/>
                 <w:sz w:val="18"/>
               </w:rPr>
@@ -307,6 +379,7 @@
               <w:rPr>
                 <w:rFonts w:ascii="Arial" w:hAnsi="Arial" w:eastAsia="Arial"/>
                 <w:b w:val="0"/>
+                <w:i w:val="0"/>
                 <w:sz w:val="18"/>
               </w:rPr>
               <w:t>Basic method</w:t>
@@ -333,6 +406,7 @@
               <w:rPr>
                 <w:rFonts w:ascii="Arial" w:hAnsi="Arial" w:eastAsia="Arial"/>
                 <w:b w:val="0"/>
+                <w:i w:val="0"/>
                 <w:sz w:val="18"/>
               </w:rPr>
               <w:t>Classification based on intent and learning sentences</w:t>
@@ -359,6 +433,7 @@
               <w:rPr>
                 <w:rFonts w:ascii="Arial" w:hAnsi="Arial" w:eastAsia="Arial"/>
                 <w:b w:val="0"/>
+                <w:i w:val="0"/>
                 <w:sz w:val="18"/>
               </w:rPr>
               <w:t>Embedding and vector search focus</w:t>
@@ -385,6 +460,7 @@
               <w:rPr>
                 <w:rFonts w:ascii="Arial" w:hAnsi="Arial" w:eastAsia="Arial"/>
                 <w:b w:val="0"/>
+                <w:i w:val="0"/>
                 <w:sz w:val="18"/>
               </w:rPr>
               <w:t>LLM model and directive-based processing</w:t>
@@ -413,6 +489,7 @@
               <w:rPr>
                 <w:rFonts w:ascii="Arial" w:hAnsi="Arial" w:eastAsia="Arial"/>
                 <w:b w:val="0"/>
+                <w:i w:val="0"/>
                 <w:sz w:val="18"/>
               </w:rPr>
               <w:t>ready data</w:t>
@@ -439,6 +516,7 @@
               <w:rPr>
                 <w:rFonts w:ascii="Arial" w:hAnsi="Arial" w:eastAsia="Arial"/>
                 <w:b w:val="0"/>
+                <w:i w:val="0"/>
                 <w:sz w:val="18"/>
               </w:rPr>
               <w:t>Intention, learning sentence, object, dictionary</w:t>
@@ -465,6 +543,7 @@
               <w:rPr>
                 <w:rFonts w:ascii="Arial" w:hAnsi="Arial" w:eastAsia="Arial"/>
                 <w:b w:val="0"/>
+                <w:i w:val="0"/>
                 <w:sz w:val="18"/>
               </w:rPr>
               <w:t>Intent or search knowledge, embedding·Vector DB</w:t>
@@ -491,6 +570,7 @@
               <w:rPr>
                 <w:rFonts w:ascii="Arial" w:hAnsi="Arial" w:eastAsia="Arial"/>
                 <w:b w:val="0"/>
+                <w:i w:val="0"/>
                 <w:sz w:val="18"/>
               </w:rPr>
               <w:t>Intent, Directive, Provider·Model</w:t>
@@ -519,6 +599,7 @@
               <w:rPr>
                 <w:rFonts w:ascii="Arial" w:hAnsi="Arial" w:eastAsia="Arial"/>
                 <w:b w:val="0"/>
+                <w:i w:val="0"/>
                 <w:sz w:val="18"/>
               </w:rPr>
               <w:t>A good starting point</w:t>
@@ -545,6 +626,7 @@
               <w:rPr>
                 <w:rFonts w:ascii="Arial" w:hAnsi="Arial" w:eastAsia="Arial"/>
                 <w:b w:val="0"/>
+                <w:i w:val="0"/>
                 <w:sz w:val="18"/>
               </w:rPr>
               <w:t>When there is a distinguishable work intention and management of learning sentences</w:t>
@@ -571,6 +653,7 @@
               <w:rPr>
                 <w:rFonts w:ascii="Arial" w:hAnsi="Arial" w:eastAsia="Arial"/>
                 <w:b w:val="0"/>
+                <w:i w:val="0"/>
                 <w:sz w:val="18"/>
               </w:rPr>
               <w:t>When you need to search for similar meaning even though the expressions are different</w:t>
@@ -597,6 +680,7 @@
               <w:rPr>
                 <w:rFonts w:ascii="Arial" w:hAnsi="Arial" w:eastAsia="Arial"/>
                 <w:b w:val="0"/>
+                <w:i w:val="0"/>
                 <w:sz w:val="18"/>
               </w:rPr>
               <w:t>When LLM-based analysis/generation and model operation are needed</w:t>
@@ -625,6 +709,7 @@
               <w:rPr>
                 <w:rFonts w:ascii="Arial" w:hAnsi="Arial" w:eastAsia="Arial"/>
                 <w:b w:val="0"/>
+                <w:i w:val="0"/>
                 <w:sz w:val="18"/>
               </w:rPr>
               <w:t>Key Verification</w:t>
@@ -651,6 +736,7 @@
               <w:rPr>
                 <w:rFonts w:ascii="Arial" w:hAnsi="Arial" w:eastAsia="Arial"/>
                 <w:b w:val="0"/>
+                <w:i w:val="0"/>
                 <w:sz w:val="18"/>
               </w:rPr>
               <w:t>Accuracy, misclassification, sentence balance</w:t>
@@ -677,6 +763,7 @@
               <w:rPr>
                 <w:rFonts w:ascii="Arial" w:hAnsi="Arial" w:eastAsia="Arial"/>
                 <w:b w:val="0"/>
+                <w:i w:val="0"/>
                 <w:sz w:val="18"/>
               </w:rPr>
               <w:t>Search similarity, threshold, index status</w:t>
@@ -703,6 +790,7 @@
               <w:rPr>
                 <w:rFonts w:ascii="Arial" w:hAnsi="Arial" w:eastAsia="Arial"/>
                 <w:b w:val="0"/>
+                <w:i w:val="0"/>
                 <w:sz w:val="18"/>
               </w:rPr>
               <w:t>Response consistency, compliance with instructions, delay/cost</w:t>
@@ -731,6 +819,7 @@
               <w:rPr>
                 <w:rFonts w:ascii="Arial" w:hAnsi="Arial" w:eastAsia="Arial"/>
                 <w:b w:val="0"/>
+                <w:i w:val="0"/>
                 <w:sz w:val="18"/>
               </w:rPr>
               <w:t>Key risks</w:t>
@@ -757,6 +846,7 @@
               <w:rPr>
                 <w:rFonts w:ascii="Arial" w:hAnsi="Arial" w:eastAsia="Arial"/>
                 <w:b w:val="0"/>
+                <w:i w:val="0"/>
                 <w:sz w:val="18"/>
               </w:rPr>
               <w:t>Intent duplication, data imbalance</w:t>
@@ -783,6 +873,7 @@
               <w:rPr>
                 <w:rFonts w:ascii="Arial" w:hAnsi="Arial" w:eastAsia="Arial"/>
                 <w:b w:val="0"/>
+                <w:i w:val="0"/>
                 <w:sz w:val="18"/>
               </w:rPr>
               <w:t>Embedding compatibility, index mismatch</w:t>
@@ -809,6 +900,7 @@
               <w:rPr>
                 <w:rFonts w:ascii="Arial" w:hAnsi="Arial" w:eastAsia="Arial"/>
                 <w:b w:val="0"/>
+                <w:i w:val="0"/>
                 <w:sz w:val="18"/>
               </w:rPr>
               <w:t>Model Change, Prompt Impact, Response Deviation</w:t>
@@ -845,106 +937,122 @@
     </w:p>
     <w:p>
       <w:pPr>
-        <w:pStyle w:val="ListNumber"/>
         <w:spacing w:after="80"/>
+        <w:ind w:left="360" w:hanging="288"/>
       </w:pPr>
       <w:r>
         <w:rPr>
           <w:rFonts w:ascii="Arial" w:hAnsi="Arial" w:eastAsia="Arial"/>
+          <w:b w:val="0"/>
+          <w:i w:val="0"/>
           <w:sz w:val="21"/>
         </w:rPr>
-        <w:t>Check the bot and version.</w:t>
+        <w:t>1. Check the bot and version.</w:t>
       </w:r>
     </w:p>
     <w:p>
       <w:pPr>
-        <w:pStyle w:val="ListNumber"/>
         <w:spacing w:after="80"/>
+        <w:ind w:left="360" w:hanging="288"/>
       </w:pPr>
       <w:r>
         <w:rPr>
           <w:rFonts w:ascii="Arial" w:hAnsi="Arial" w:eastAsia="Arial"/>
+          <w:b w:val="0"/>
+          <w:i w:val="0"/>
           <w:sz w:val="21"/>
         </w:rPr>
-        <w:t>Check the NLU method and model.</w:t>
+        <w:t>2. Check the NLU method and model.</w:t>
       </w:r>
     </w:p>
     <w:p>
       <w:pPr>
-        <w:pStyle w:val="ListNumber"/>
         <w:spacing w:after="80"/>
+        <w:ind w:left="360" w:hanging="288"/>
       </w:pPr>
       <w:r>
         <w:rPr>
           <w:rFonts w:ascii="Arial" w:hAnsi="Arial" w:eastAsia="Arial"/>
+          <w:b w:val="0"/>
+          <w:i w:val="0"/>
           <w:sz w:val="21"/>
         </w:rPr>
-        <w:t>Check the answer method.</w:t>
+        <w:t>3. Check the answer method.</w:t>
       </w:r>
     </w:p>
     <w:p>
       <w:pPr>
-        <w:pStyle w:val="ListNumber"/>
         <w:spacing w:after="80"/>
+        <w:ind w:left="360" w:hanging="288"/>
       </w:pPr>
       <w:r>
         <w:rPr>
           <w:rFonts w:ascii="Arial" w:hAnsi="Arial" w:eastAsia="Arial"/>
+          <w:b w:val="0"/>
+          <w:i w:val="0"/>
           <w:sz w:val="21"/>
         </w:rPr>
-        <w:t>Prepare for data or connection setup.</w:t>
+        <w:t>4. Prepare for data or connection setup.</w:t>
       </w:r>
     </w:p>
     <w:p>
       <w:pPr>
-        <w:pStyle w:val="ListNumber"/>
         <w:spacing w:after="80"/>
+        <w:ind w:left="360" w:hanging="288"/>
       </w:pPr>
       <w:r>
         <w:rPr>
           <w:rFonts w:ascii="Arial" w:hAnsi="Arial" w:eastAsia="Arial"/>
+          <w:b w:val="0"/>
+          <w:i w:val="0"/>
           <w:sz w:val="21"/>
         </w:rPr>
-        <w:t>Executes training, index creation, and model application tasks.</w:t>
+        <w:t>5. Executes training, index creation, and model application tasks.</w:t>
       </w:r>
     </w:p>
     <w:p>
       <w:pPr>
-        <w:pStyle w:val="ListNumber"/>
         <w:spacing w:after="80"/>
+        <w:ind w:left="360" w:hanging="288"/>
       </w:pPr>
       <w:r>
         <w:rPr>
           <w:rFonts w:ascii="Arial" w:hAnsi="Arial" w:eastAsia="Arial"/>
+          <w:b w:val="0"/>
+          <w:i w:val="0"/>
           <w:sz w:val="21"/>
         </w:rPr>
-        <w:t>Test representative utterances in the simulator.</w:t>
+        <w:t>6. Test representative utterances in the simulator.</w:t>
       </w:r>
     </w:p>
     <w:p>
       <w:pPr>
-        <w:pStyle w:val="ListNumber"/>
         <w:spacing w:after="80"/>
+        <w:ind w:left="360" w:hanging="288"/>
       </w:pPr>
       <w:r>
         <w:rPr>
           <w:rFonts w:ascii="Arial" w:hAnsi="Arial" w:eastAsia="Arial"/>
+          <w:b w:val="0"/>
+          <w:i w:val="0"/>
           <w:sz w:val="21"/>
         </w:rPr>
-        <w:t>Check the results in the analysis/evaluation/dialogue history.</w:t>
+        <w:t>7. Check the results in the analysis/evaluation/dialogue history.</w:t>
       </w:r>
     </w:p>
     <w:p>
       <w:pPr>
-        <w:pStyle w:val="ListNumber"/>
         <w:spacing w:after="80"/>
+        <w:ind w:left="360" w:hanging="288"/>
       </w:pPr>
       <w:r>
         <w:rPr>
           <w:rFonts w:ascii="Arial" w:hAnsi="Arial" w:eastAsia="Arial"/>
+          <w:b w:val="0"/>
+          <w:i w:val="0"/>
           <w:sz w:val="21"/>
         </w:rPr>
-        <w:t>Triage the cause, correct the data, and test again.</w:t>
+        <w:t>8. Triage the cause, correct the data, and test again.</w:t>
       </w:r>
     </w:p>
     <w:p>
@@ -969,6 +1077,8 @@
       <w:r>
         <w:rPr>
           <w:rFonts w:ascii="Arial" w:hAnsi="Arial" w:eastAsia="Arial"/>
+          <w:b w:val="0"/>
+          <w:i w:val="0"/>
           <w:sz w:val="21"/>
         </w:rPr>
         <w:t>One training sentence contains one core intent.</w:t>
@@ -982,6 +1092,8 @@
       <w:r>
         <w:rPr>
           <w:rFonts w:ascii="Arial" w:hAnsi="Arial" w:eastAsia="Arial"/>
+          <w:b w:val="0"/>
+          <w:i w:val="0"/>
           <w:sz w:val="21"/>
         </w:rPr>
         <w:t>Similar intents include nouns, verbs, and situations that can be distinguished from each other.</w:t>
@@ -995,6 +1107,8 @@
       <w:r>
         <w:rPr>
           <w:rFonts w:ascii="Arial" w:hAnsi="Arial" w:eastAsia="Arial"/>
+          <w:b w:val="0"/>
+          <w:i w:val="0"/>
           <w:sz w:val="21"/>
         </w:rPr>
         <w:t>Check for balance to avoid overloading data for specific intents.</w:t>
@@ -1008,6 +1122,8 @@
       <w:r>
         <w:rPr>
           <w:rFonts w:ascii="Arial" w:hAnsi="Arial" w:eastAsia="Arial"/>
+          <w:b w:val="0"/>
+          <w:i w:val="0"/>
           <w:sz w:val="21"/>
         </w:rPr>
         <w:t>First determine whether domain terms will be managed as objects or dictionaries.</w:t>
@@ -1021,6 +1137,8 @@
       <w:r>
         <w:rPr>
           <w:rFonts w:ascii="Arial" w:hAnsi="Arial" w:eastAsia="Arial"/>
+          <w:b w:val="0"/>
+          <w:i w:val="0"/>
           <w:sz w:val="21"/>
         </w:rPr>
         <w:t>Test utterances do not only repeat the same expressions as training sentences.</w:t>
@@ -1034,6 +1152,8 @@
       <w:r>
         <w:rPr>
           <w:rFonts w:ascii="Arial" w:hAnsi="Arial" w:eastAsia="Arial"/>
+          <w:b w:val="0"/>
+          <w:i w:val="0"/>
           <w:sz w:val="21"/>
         </w:rPr>
         <w:t>First improve intent pairs with repeated misclassifications in the analysis results.</w:t>
@@ -1066,80 +1186,92 @@
     </w:p>
     <w:p>
       <w:pPr>
-        <w:pStyle w:val="ListNumber"/>
         <w:spacing w:after="80"/>
+        <w:ind w:left="360" w:hanging="288"/>
       </w:pPr>
       <w:r>
         <w:rPr>
           <w:rFonts w:ascii="Arial" w:hAnsi="Arial" w:eastAsia="Arial"/>
+          <w:b w:val="0"/>
+          <w:i w:val="0"/>
           <w:sz w:val="21"/>
         </w:rPr>
-        <w:t>Name the intent to indicate the purpose of the task.</w:t>
+        <w:t>1. Name the intent to indicate the purpose of the task.</w:t>
       </w:r>
     </w:p>
     <w:p>
       <w:pPr>
-        <w:pStyle w:val="ListNumber"/>
         <w:spacing w:after="80"/>
+        <w:ind w:left="360" w:hanging="288"/>
       </w:pPr>
       <w:r>
         <w:rPr>
           <w:rFonts w:ascii="Arial" w:hAnsi="Arial" w:eastAsia="Arial"/>
+          <w:b w:val="0"/>
+          <w:i w:val="0"/>
           <w:sz w:val="21"/>
         </w:rPr>
-        <w:t>Only one core request is included in one training sentence.</w:t>
+        <w:t>2. Only one core request is included in one training sentence.</w:t>
       </w:r>
     </w:p>
     <w:p>
       <w:pPr>
-        <w:pStyle w:val="ListNumber"/>
         <w:spacing w:after="80"/>
+        <w:ind w:left="360" w:hanging="288"/>
       </w:pPr>
       <w:r>
         <w:rPr>
           <w:rFonts w:ascii="Arial" w:hAnsi="Arial" w:eastAsia="Arial"/>
+          <w:b w:val="0"/>
+          <w:i w:val="0"/>
           <w:sz w:val="21"/>
         </w:rPr>
-        <w:t>Prepare the same intention with different word order, tone, and expression.</w:t>
+        <w:t>3. Prepare the same intention with different word order, tone, and expression.</w:t>
       </w:r>
     </w:p>
     <w:p>
       <w:pPr>
-        <w:pStyle w:val="ListNumber"/>
         <w:spacing w:after="80"/>
+        <w:ind w:left="360" w:hanging="288"/>
       </w:pPr>
       <w:r>
         <w:rPr>
           <w:rFonts w:ascii="Arial" w:hAnsi="Arial" w:eastAsia="Arial"/>
+          <w:b w:val="0"/>
+          <w:i w:val="0"/>
           <w:sz w:val="21"/>
         </w:rPr>
-        <w:t>Don't just multiply words that overlap with other intents, include context and actions that distinguish the intent.</w:t>
+        <w:t>4. Don't just multiply words that overlap with other intents, include context and actions that distinguish the intent.</w:t>
       </w:r>
     </w:p>
     <w:p>
       <w:pPr>
-        <w:pStyle w:val="ListNumber"/>
         <w:spacing w:after="80"/>
+        <w:ind w:left="360" w:hanging="288"/>
       </w:pPr>
       <w:r>
         <w:rPr>
           <w:rFonts w:ascii="Arial" w:hAnsi="Arial" w:eastAsia="Arial"/>
+          <w:b w:val="0"/>
+          <w:i w:val="0"/>
           <w:sz w:val="21"/>
         </w:rPr>
-        <w:t>Do not register identical or nearly identical sentences repeatedly.</w:t>
+        <w:t>5. Do not register identical or nearly identical sentences repeatedly.</w:t>
       </w:r>
     </w:p>
     <w:p>
       <w:pPr>
-        <w:pStyle w:val="ListNumber"/>
         <w:spacing w:after="80"/>
+        <w:ind w:left="360" w:hanging="288"/>
       </w:pPr>
       <w:r>
         <w:rPr>
           <w:rFonts w:ascii="Arial" w:hAnsi="Arial" w:eastAsia="Arial"/>
+          <w:b w:val="0"/>
+          <w:i w:val="0"/>
           <w:sz w:val="21"/>
         </w:rPr>
-        <w:t>Compare each intent to ensure that sentences are not concentrated only with a specific intent.</w:t>
+        <w:t>6. Compare each intent to ensure that sentences are not concentrated only with a specific intent.</w:t>
       </w:r>
     </w:p>
     <w:p>
@@ -1150,7 +1282,97 @@
           <w:i w:val="0"/>
           <w:sz w:val="21"/>
         </w:rPr>
-        <w:t>For example, when dividing `Check remaining leave days` and `How to request leave`, prepare expressions that reveal the division criteria, such as `Days remaining` and `Application procedure`, rather than including the word `Leave` in both intentions.</w:t>
+        <w:t xml:space="preserve">For example, when dividing </w:t>
+      </w:r>
+      <w:r>
+        <w:rPr>
+          <w:rFonts w:ascii="Arial" w:hAnsi="Arial" w:eastAsia="Arial"/>
+          <w:b/>
+          <w:i w:val="0"/>
+          <w:sz w:val="21"/>
+        </w:rPr>
+        <w:t>Check remaining leave days</w:t>
+      </w:r>
+      <w:r>
+        <w:rPr>
+          <w:rFonts w:ascii="Arial" w:hAnsi="Arial" w:eastAsia="Arial"/>
+          <w:b w:val="0"/>
+          <w:i w:val="0"/>
+          <w:sz w:val="21"/>
+        </w:rPr>
+        <w:t xml:space="preserve"> and </w:t>
+      </w:r>
+      <w:r>
+        <w:rPr>
+          <w:rFonts w:ascii="Arial" w:hAnsi="Arial" w:eastAsia="Arial"/>
+          <w:b/>
+          <w:i w:val="0"/>
+          <w:sz w:val="21"/>
+        </w:rPr>
+        <w:t>How to request leave</w:t>
+      </w:r>
+      <w:r>
+        <w:rPr>
+          <w:rFonts w:ascii="Arial" w:hAnsi="Arial" w:eastAsia="Arial"/>
+          <w:b w:val="0"/>
+          <w:i w:val="0"/>
+          <w:sz w:val="21"/>
+        </w:rPr>
+        <w:t xml:space="preserve">, prepare expressions that reveal the division criteria, such as </w:t>
+      </w:r>
+      <w:r>
+        <w:rPr>
+          <w:rFonts w:ascii="Arial" w:hAnsi="Arial" w:eastAsia="Arial"/>
+          <w:b/>
+          <w:i w:val="0"/>
+          <w:sz w:val="21"/>
+        </w:rPr>
+        <w:t>Days remaining</w:t>
+      </w:r>
+      <w:r>
+        <w:rPr>
+          <w:rFonts w:ascii="Arial" w:hAnsi="Arial" w:eastAsia="Arial"/>
+          <w:b w:val="0"/>
+          <w:i w:val="0"/>
+          <w:sz w:val="21"/>
+        </w:rPr>
+        <w:t xml:space="preserve"> and </w:t>
+      </w:r>
+      <w:r>
+        <w:rPr>
+          <w:rFonts w:ascii="Arial" w:hAnsi="Arial" w:eastAsia="Arial"/>
+          <w:b/>
+          <w:i w:val="0"/>
+          <w:sz w:val="21"/>
+        </w:rPr>
+        <w:t>Application procedure</w:t>
+      </w:r>
+      <w:r>
+        <w:rPr>
+          <w:rFonts w:ascii="Arial" w:hAnsi="Arial" w:eastAsia="Arial"/>
+          <w:b w:val="0"/>
+          <w:i w:val="0"/>
+          <w:sz w:val="21"/>
+        </w:rPr>
+        <w:t xml:space="preserve">, rather than including the word </w:t>
+      </w:r>
+      <w:r>
+        <w:rPr>
+          <w:rFonts w:ascii="Arial" w:hAnsi="Arial" w:eastAsia="Arial"/>
+          <w:b/>
+          <w:i w:val="0"/>
+          <w:sz w:val="21"/>
+        </w:rPr>
+        <w:t>Leave</w:t>
+      </w:r>
+      <w:r>
+        <w:rPr>
+          <w:rFonts w:ascii="Arial" w:hAnsi="Arial" w:eastAsia="Arial"/>
+          <w:b w:val="0"/>
+          <w:i w:val="0"/>
+          <w:sz w:val="21"/>
+        </w:rPr>
+        <w:t xml:space="preserve"> in both intentions.</w:t>
       </w:r>
     </w:p>
     <w:p>
@@ -1186,6 +1408,8 @@
       <w:r>
         <w:rPr>
           <w:rFonts w:ascii="Arial" w:hAnsi="Arial" w:eastAsia="Arial"/>
+          <w:b w:val="0"/>
+          <w:i w:val="0"/>
           <w:sz w:val="21"/>
         </w:rPr>
         <w:t>Questions are written in expressions that actual users can enter.</w:t>
@@ -1199,6 +1423,8 @@
       <w:r>
         <w:rPr>
           <w:rFonts w:ascii="Arial" w:hAnsi="Arial" w:eastAsia="Arial"/>
+          <w:b w:val="0"/>
+          <w:i w:val="0"/>
           <w:sz w:val="21"/>
         </w:rPr>
         <w:t>Answers should be written in direct response to the question, and do not mix multiple topics in one answer.</w:t>
@@ -1212,6 +1438,8 @@
       <w:r>
         <w:rPr>
           <w:rFonts w:ascii="Arial" w:hAnsi="Arial" w:eastAsia="Arial"/>
+          <w:b w:val="0"/>
+          <w:i w:val="0"/>
           <w:sz w:val="21"/>
         </w:rPr>
         <w:t>For document-based data, the original text structure is organized so that the distinction between title and body is maintained.</w:t>
@@ -1225,6 +1453,8 @@
       <w:r>
         <w:rPr>
           <w:rFonts w:ascii="Arial" w:hAnsi="Arial" w:eastAsia="Arial"/>
+          <w:b w:val="0"/>
+          <w:i w:val="0"/>
           <w:sz w:val="21"/>
         </w:rPr>
         <w:t>If the table or list is important, ensure that the meaning is maintained after conversion.</w:t>
@@ -1238,6 +1468,8 @@
       <w:r>
         <w:rPr>
           <w:rFonts w:ascii="Arial" w:hAnsi="Arial" w:eastAsia="Arial"/>
+          <w:b w:val="0"/>
+          <w:i w:val="0"/>
           <w:sz w:val="21"/>
         </w:rPr>
         <w:t>When revising a document, check the application status to ensure that existing and new documents are not searched at the same time.</w:t>
@@ -1276,6 +1508,8 @@
       <w:r>
         <w:rPr>
           <w:rFonts w:ascii="Arial" w:hAnsi="Arial" w:eastAsia="Arial"/>
+          <w:b w:val="0"/>
+          <w:i w:val="0"/>
           <w:sz w:val="21"/>
         </w:rPr>
         <w:t>Bots and Versions</w:t>
@@ -1289,6 +1523,8 @@
       <w:r>
         <w:rPr>
           <w:rFonts w:ascii="Arial" w:hAnsi="Arial" w:eastAsia="Arial"/>
+          <w:b w:val="0"/>
+          <w:i w:val="0"/>
           <w:sz w:val="21"/>
         </w:rPr>
         <w:t>NLU method, model, answer method before and after change</w:t>
@@ -1302,6 +1538,8 @@
       <w:r>
         <w:rPr>
           <w:rFonts w:ascii="Arial" w:hAnsi="Arial" w:eastAsia="Arial"/>
+          <w:b w:val="0"/>
+          <w:i w:val="0"/>
           <w:sz w:val="21"/>
         </w:rPr>
         <w:t>Changed intent/object/dictionary/QA or connection settings</w:t>
@@ -1315,6 +1553,8 @@
       <w:r>
         <w:rPr>
           <w:rFonts w:ascii="Arial" w:hAnsi="Arial" w:eastAsia="Arial"/>
+          <w:b w:val="0"/>
+          <w:i w:val="0"/>
           <w:sz w:val="21"/>
         </w:rPr>
         <w:t>Executed learning/indexing/apply operations and screen status</w:t>
@@ -1328,6 +1568,8 @@
       <w:r>
         <w:rPr>
           <w:rFonts w:ascii="Arial" w:hAnsi="Arial" w:eastAsia="Arial"/>
+          <w:b w:val="0"/>
+          <w:i w:val="0"/>
           <w:sz w:val="21"/>
         </w:rPr>
         <w:t>Representative success and failure utterances</w:t>
@@ -1341,6 +1583,8 @@
       <w:r>
         <w:rPr>
           <w:rFonts w:ascii="Arial" w:hAnsi="Arial" w:eastAsia="Arial"/>
+          <w:b w:val="0"/>
+          <w:i w:val="0"/>
           <w:sz w:val="21"/>
         </w:rPr>
         <w:t>Simulator/analysis/evaluation results before and after change</w:t>
@@ -1379,9 +1623,11 @@
       <w:r>
         <w:rPr>
           <w:rFonts w:ascii="Arial" w:hAnsi="Arial" w:eastAsia="Arial"/>
+          <w:b w:val="0"/>
+          <w:i w:val="0"/>
           <w:sz w:val="21"/>
         </w:rPr>
-        <w:t>[ML Engine Utilization](#6-utilizing-ml-engine)</w:t>
+        <w:t>ML Engine Utilization</w:t>
       </w:r>
     </w:p>
     <w:p>
@@ -1392,9 +1638,11 @@
       <w:r>
         <w:rPr>
           <w:rFonts w:ascii="Arial" w:hAnsi="Arial" w:eastAsia="Arial"/>
+          <w:b w:val="0"/>
+          <w:i w:val="0"/>
           <w:sz w:val="21"/>
         </w:rPr>
-        <w:t>[Semantic Engine Utilization](#7-utilizing-semantic-engine)</w:t>
+        <w:t>Semantic Engine Utilization</w:t>
       </w:r>
     </w:p>
     <w:p>
@@ -1405,9 +1653,11 @@
       <w:r>
         <w:rPr>
           <w:rFonts w:ascii="Arial" w:hAnsi="Arial" w:eastAsia="Arial"/>
+          <w:b w:val="0"/>
+          <w:i w:val="0"/>
           <w:sz w:val="21"/>
         </w:rPr>
-        <w:t>[LLM Engine Utilization](#8-utilizing-the-llm-engine)</w:t>
+        <w:t>LLM Engine Utilization</w:t>
       </w:r>
     </w:p>
     <w:p>
@@ -1471,6 +1721,8 @@
       <w:r>
         <w:rPr>
           <w:rFonts w:ascii="Arial" w:hAnsi="Arial" w:eastAsia="Arial"/>
+          <w:b w:val="0"/>
+          <w:i w:val="0"/>
           <w:sz w:val="21"/>
         </w:rPr>
         <w:t>Prepare representative expressions and various expressions for each intention.</w:t>
@@ -1484,6 +1736,8 @@
       <w:r>
         <w:rPr>
           <w:rFonts w:ascii="Arial" w:hAnsi="Arial" w:eastAsia="Arial"/>
+          <w:b w:val="0"/>
+          <w:i w:val="0"/>
           <w:sz w:val="21"/>
         </w:rPr>
         <w:t>Contain only one intent per statement.</w:t>
@@ -1497,6 +1751,8 @@
       <w:r>
         <w:rPr>
           <w:rFonts w:ascii="Arial" w:hAnsi="Arial" w:eastAsia="Arial"/>
+          <w:b w:val="0"/>
+          <w:i w:val="0"/>
           <w:sz w:val="21"/>
         </w:rPr>
         <w:t>Intents that require distinction, such as method and error queries, do not mix expressions.</w:t>
@@ -1510,6 +1766,8 @@
       <w:r>
         <w:rPr>
           <w:rFonts w:ascii="Arial" w:hAnsi="Arial" w:eastAsia="Arial"/>
+          <w:b w:val="0"/>
+          <w:i w:val="0"/>
           <w:sz w:val="21"/>
         </w:rPr>
         <w:t>Check the number of sentences for each intent and the diversity of expressions.</w:t>
@@ -1531,67 +1789,77 @@
     </w:p>
     <w:p>
       <w:pPr>
-        <w:pStyle w:val="ListNumber"/>
         <w:spacing w:after="80"/>
+        <w:ind w:left="360" w:hanging="288"/>
       </w:pPr>
       <w:r>
         <w:rPr>
           <w:rFonts w:ascii="Arial" w:hAnsi="Arial" w:eastAsia="Arial"/>
+          <w:b w:val="0"/>
+          <w:i w:val="0"/>
           <w:sz w:val="21"/>
         </w:rPr>
-        <w:t>Prepare representative utterances and boundary utterances respectively.</w:t>
+        <w:t>1. Prepare representative utterances and boundary utterances respectively.</w:t>
       </w:r>
     </w:p>
     <w:p>
       <w:pPr>
-        <w:pStyle w:val="ListNumber"/>
         <w:spacing w:after="80"/>
+        <w:ind w:left="360" w:hanging="288"/>
       </w:pPr>
       <w:r>
         <w:rPr>
           <w:rFonts w:ascii="Arial" w:hAnsi="Arial" w:eastAsia="Arial"/>
+          <w:b w:val="0"/>
+          <w:i w:val="0"/>
           <w:sz w:val="21"/>
         </w:rPr>
-        <w:t>Check the results in the simulator.</w:t>
+        <w:t>2. Check the results in the simulator.</w:t>
       </w:r>
     </w:p>
     <w:p>
       <w:pPr>
-        <w:pStyle w:val="ListNumber"/>
         <w:spacing w:after="80"/>
+        <w:ind w:left="360" w:hanging="288"/>
       </w:pPr>
       <w:r>
         <w:rPr>
           <w:rFonts w:ascii="Arial" w:hAnsi="Arial" w:eastAsia="Arial"/>
+          <w:b w:val="0"/>
+          <w:i w:val="0"/>
           <w:sz w:val="21"/>
         </w:rPr>
-        <w:t>Look for misclassification intent and repeated expressions in the analysis/evaluation screen.</w:t>
+        <w:t>3. Look for misclassification intent and repeated expressions in the analysis/evaluation screen.</w:t>
       </w:r>
     </w:p>
     <w:p>
       <w:pPr>
-        <w:pStyle w:val="ListNumber"/>
         <w:spacing w:after="80"/>
+        <w:ind w:left="360" w:hanging="288"/>
       </w:pPr>
       <w:r>
         <w:rPr>
           <w:rFonts w:ascii="Arial" w:hAnsi="Arial" w:eastAsia="Arial"/>
+          <w:b w:val="0"/>
+          <w:i w:val="0"/>
           <w:sz w:val="21"/>
         </w:rPr>
-        <w:t>Fix data to reveal differences between competing intents.</w:t>
+        <w:t>4. Fix data to reveal differences between competing intents.</w:t>
       </w:r>
     </w:p>
     <w:p>
       <w:pPr>
-        <w:pStyle w:val="ListNumber"/>
         <w:spacing w:after="80"/>
+        <w:ind w:left="360" w:hanging="288"/>
       </w:pPr>
       <w:r>
         <w:rPr>
           <w:rFonts w:ascii="Arial" w:hAnsi="Arial" w:eastAsia="Arial"/>
+          <w:b w:val="0"/>
+          <w:i w:val="0"/>
           <w:sz w:val="21"/>
         </w:rPr>
-        <w:t>Train again and repeat the same test.</w:t>
+        <w:t>5. Train again and repeat the same test.</w:t>
       </w:r>
     </w:p>
     <w:p>
@@ -1632,54 +1900,62 @@
     </w:p>
     <w:p>
       <w:pPr>
-        <w:pStyle w:val="ListNumber"/>
         <w:spacing w:after="80"/>
+        <w:ind w:left="360" w:hanging="288"/>
       </w:pPr>
       <w:r>
         <w:rPr>
           <w:rFonts w:ascii="Arial" w:hAnsi="Arial" w:eastAsia="Arial"/>
+          <w:b w:val="0"/>
+          <w:i w:val="0"/>
           <w:sz w:val="21"/>
         </w:rPr>
-        <w:t>In one sentence, explain the criteria for distinguishing from competitive intent.</w:t>
+        <w:t>1. In one sentence, explain the criteria for distinguishing from competitive intent.</w:t>
       </w:r>
     </w:p>
     <w:p>
       <w:pPr>
-        <w:pStyle w:val="ListNumber"/>
         <w:spacing w:after="80"/>
+        <w:ind w:left="360" w:hanging="288"/>
       </w:pPr>
       <w:r>
         <w:rPr>
           <w:rFonts w:ascii="Arial" w:hAnsi="Arial" w:eastAsia="Arial"/>
+          <w:b w:val="0"/>
+          <w:i w:val="0"/>
           <w:sz w:val="21"/>
         </w:rPr>
-        <w:t>Check whether each intent has a representative expression, variant expression, or boundary expression.</w:t>
+        <w:t>2. Check whether each intent has a representative expression, variant expression, or boundary expression.</w:t>
       </w:r>
     </w:p>
     <w:p>
       <w:pPr>
-        <w:pStyle w:val="ListNumber"/>
         <w:spacing w:after="80"/>
+        <w:ind w:left="360" w:hanging="288"/>
       </w:pPr>
       <w:r>
         <w:rPr>
           <w:rFonts w:ascii="Arial" w:hAnsi="Arial" w:eastAsia="Arial"/>
+          <w:b w:val="0"/>
+          <w:i w:val="0"/>
           <w:sz w:val="21"/>
         </w:rPr>
-        <w:t>Check that there are no learning sentences that mix multiple intentions in one sentence.</w:t>
+        <w:t>3. Check that there are no learning sentences that mix multiple intentions in one sentence.</w:t>
       </w:r>
     </w:p>
     <w:p>
       <w:pPr>
-        <w:pStyle w:val="ListNumber"/>
         <w:spacing w:after="80"/>
+        <w:ind w:left="360" w:hanging="288"/>
       </w:pPr>
       <w:r>
         <w:rPr>
           <w:rFonts w:ascii="Arial" w:hAnsi="Arial" w:eastAsia="Arial"/>
+          <w:b w:val="0"/>
+          <w:i w:val="0"/>
           <w:sz w:val="21"/>
         </w:rPr>
-        <w:t>Retest whether successful utterances before the change are maintained after the change.</w:t>
+        <w:t>4. Retest whether successful utterances before the change are maintained after the change.</w:t>
       </w:r>
     </w:p>
     <w:p>
@@ -1718,9 +1994,20 @@
       <w:r>
         <w:rPr>
           <w:rFonts w:ascii="Arial" w:hAnsi="Arial" w:eastAsia="Arial"/>
+          <w:b/>
+          <w:i w:val="0"/>
           <w:sz w:val="21"/>
         </w:rPr>
-        <w:t>`Semantic - Vector Worker`: Type using CGA Vector Worker basic model and Local Vector DB</w:t>
+        <w:t>Semantic - Vector Worker</w:t>
+      </w:r>
+      <w:r>
+        <w:rPr>
+          <w:rFonts w:ascii="Arial" w:hAnsi="Arial" w:eastAsia="Arial"/>
+          <w:b w:val="0"/>
+          <w:i w:val="0"/>
+          <w:sz w:val="21"/>
+        </w:rPr>
+        <w:t>: Type using CGA Vector Worker basic model and Local Vector DB</w:t>
       </w:r>
     </w:p>
     <w:p>
@@ -1731,9 +2018,20 @@
       <w:r>
         <w:rPr>
           <w:rFonts w:ascii="Arial" w:hAnsi="Arial" w:eastAsia="Arial"/>
+          <w:b/>
+          <w:i w:val="0"/>
           <w:sz w:val="21"/>
         </w:rPr>
-        <w:t>`Semantic - External Embedding`: Type connecting external embedding and Local Vector DB</w:t>
+        <w:t>Semantic - External Embedding</w:t>
+      </w:r>
+      <w:r>
+        <w:rPr>
+          <w:rFonts w:ascii="Arial" w:hAnsi="Arial" w:eastAsia="Arial"/>
+          <w:b w:val="0"/>
+          <w:i w:val="0"/>
+          <w:sz w:val="21"/>
+        </w:rPr>
+        <w:t>: Type connecting external embedding and Local Vector DB</w:t>
       </w:r>
     </w:p>
     <w:p>
@@ -1783,7 +2081,61 @@
           <w:i w:val="0"/>
           <w:sz w:val="21"/>
         </w:rPr>
-        <w:t>The current code defines external embedding options such as `ko-sroberta` for Korean general documents, `multilingual-e5` for multilingual, tables, and formats, and `bge-m3` for long documents and terms and conditions. The actual operational selection is a joint check of document characteristics, operational connectivity, and embedding compatibility.</w:t>
+        <w:t xml:space="preserve">The current code defines external embedding options such as </w:t>
+      </w:r>
+      <w:r>
+        <w:rPr>
+          <w:rFonts w:ascii="Arial" w:hAnsi="Arial" w:eastAsia="Arial"/>
+          <w:b/>
+          <w:i w:val="0"/>
+          <w:sz w:val="21"/>
+        </w:rPr>
+        <w:t>ko-sroberta</w:t>
+      </w:r>
+      <w:r>
+        <w:rPr>
+          <w:rFonts w:ascii="Arial" w:hAnsi="Arial" w:eastAsia="Arial"/>
+          <w:b w:val="0"/>
+          <w:i w:val="0"/>
+          <w:sz w:val="21"/>
+        </w:rPr>
+        <w:t xml:space="preserve"> for Korean general documents, </w:t>
+      </w:r>
+      <w:r>
+        <w:rPr>
+          <w:rFonts w:ascii="Arial" w:hAnsi="Arial" w:eastAsia="Arial"/>
+          <w:b/>
+          <w:i w:val="0"/>
+          <w:sz w:val="21"/>
+        </w:rPr>
+        <w:t>multilingual-e5</w:t>
+      </w:r>
+      <w:r>
+        <w:rPr>
+          <w:rFonts w:ascii="Arial" w:hAnsi="Arial" w:eastAsia="Arial"/>
+          <w:b w:val="0"/>
+          <w:i w:val="0"/>
+          <w:sz w:val="21"/>
+        </w:rPr>
+        <w:t xml:space="preserve"> for multilingual, tables, and formats, and </w:t>
+      </w:r>
+      <w:r>
+        <w:rPr>
+          <w:rFonts w:ascii="Arial" w:hAnsi="Arial" w:eastAsia="Arial"/>
+          <w:b/>
+          <w:i w:val="0"/>
+          <w:sz w:val="21"/>
+        </w:rPr>
+        <w:t>bge-m3</w:t>
+      </w:r>
+      <w:r>
+        <w:rPr>
+          <w:rFonts w:ascii="Arial" w:hAnsi="Arial" w:eastAsia="Arial"/>
+          <w:b w:val="0"/>
+          <w:i w:val="0"/>
+          <w:sz w:val="21"/>
+        </w:rPr>
+        <w:t xml:space="preserve"> for long documents and terms and conditions. The actual operational selection is a joint check of document characteristics, operational connectivity, and embedding compatibility.</w:t>
       </w:r>
     </w:p>
     <w:p>
@@ -1802,67 +2154,77 @@
     </w:p>
     <w:p>
       <w:pPr>
-        <w:pStyle w:val="ListNumber"/>
         <w:spacing w:after="80"/>
+        <w:ind w:left="360" w:hanging="288"/>
       </w:pPr>
       <w:r>
         <w:rPr>
           <w:rFonts w:ascii="Arial" w:hAnsi="Arial" w:eastAsia="Arial"/>
+          <w:b w:val="0"/>
+          <w:i w:val="0"/>
           <w:sz w:val="21"/>
         </w:rPr>
-        <w:t>Prepare representative questions and expressions.</w:t>
+        <w:t>1. Prepare representative questions and expressions.</w:t>
       </w:r>
     </w:p>
     <w:p>
       <w:pPr>
-        <w:pStyle w:val="ListNumber"/>
         <w:spacing w:after="80"/>
+        <w:ind w:left="360" w:hanging="288"/>
       </w:pPr>
       <w:r>
         <w:rPr>
           <w:rFonts w:ascii="Arial" w:hAnsi="Arial" w:eastAsia="Arial"/>
+          <w:b w:val="0"/>
+          <w:i w:val="0"/>
           <w:sz w:val="21"/>
         </w:rPr>
-        <w:t>Check whether intent or knowledge data is reflected in Vector DB.</w:t>
+        <w:t>2. Check whether intent or knowledge data is reflected in Vector DB.</w:t>
       </w:r>
     </w:p>
     <w:p>
       <w:pPr>
-        <w:pStyle w:val="ListNumber"/>
         <w:spacing w:after="80"/>
+        <w:ind w:left="360" w:hanging="288"/>
       </w:pPr>
       <w:r>
         <w:rPr>
           <w:rFonts w:ascii="Arial" w:hAnsi="Arial" w:eastAsia="Arial"/>
+          <w:b w:val="0"/>
+          <w:i w:val="0"/>
           <w:sz w:val="21"/>
         </w:rPr>
-        <w:t>In the simulator, expressions with the same meaning and expressions with different meanings are tested separately.</w:t>
+        <w:t>3. In the simulator, expressions with the same meaning and expressions with different meanings are tested separately.</w:t>
       </w:r>
     </w:p>
     <w:p>
       <w:pPr>
-        <w:pStyle w:val="ListNumber"/>
         <w:spacing w:after="80"/>
+        <w:ind w:left="360" w:hanging="288"/>
       </w:pPr>
       <w:r>
         <w:rPr>
           <w:rFonts w:ascii="Arial" w:hAnsi="Arial" w:eastAsia="Arial"/>
+          <w:b w:val="0"/>
+          <w:i w:val="0"/>
           <w:sz w:val="21"/>
         </w:rPr>
-        <w:t>Check search results, similarity, threshold, and index status.</w:t>
+        <w:t>4. Check search results, similarity, threshold, and index status.</w:t>
       </w:r>
     </w:p>
     <w:p>
       <w:pPr>
-        <w:pStyle w:val="ListNumber"/>
         <w:spacing w:after="80"/>
+        <w:ind w:left="360" w:hanging="288"/>
       </w:pPr>
       <w:r>
         <w:rPr>
           <w:rFonts w:ascii="Arial" w:hAnsi="Arial" w:eastAsia="Arial"/>
+          <w:b w:val="0"/>
+          <w:i w:val="0"/>
           <w:sz w:val="21"/>
         </w:rPr>
-        <w:t>If the search does not match, check the combination of data, embedding, and index.</w:t>
+        <w:t>5. If the search does not match, check the combination of data, embedding, and index.</w:t>
       </w:r>
     </w:p>
     <w:p>
@@ -1873,6 +2235,7 @@
       <w:r>
         <w:rPr>
           <w:rFonts w:ascii="Arial" w:hAnsi="Arial" w:eastAsia="Arial"/>
+          <w:b w:val="0"/>
           <w:i/>
           <w:color w:val="5F6368"/>
           <w:sz w:val="19"/>
@@ -1893,54 +2256,62 @@
     </w:p>
     <w:p>
       <w:pPr>
-        <w:pStyle w:val="ListNumber"/>
         <w:spacing w:after="80"/>
+        <w:ind w:left="360" w:hanging="288"/>
       </w:pPr>
       <w:r>
         <w:rPr>
           <w:rFonts w:ascii="Arial" w:hAnsi="Arial" w:eastAsia="Arial"/>
+          <w:b w:val="0"/>
+          <w:i w:val="0"/>
           <w:sz w:val="21"/>
         </w:rPr>
-        <w:t>Verify that the embedding model and the data being searched are compatible.</w:t>
+        <w:t>1. Verify that the embedding model and the data being searched are compatible.</w:t>
       </w:r>
     </w:p>
     <w:p>
       <w:pPr>
-        <w:pStyle w:val="ListNumber"/>
         <w:spacing w:after="80"/>
+        <w:ind w:left="360" w:hanging="288"/>
       </w:pPr>
       <w:r>
         <w:rPr>
           <w:rFonts w:ascii="Arial" w:hAnsi="Arial" w:eastAsia="Arial"/>
+          <w:b w:val="0"/>
+          <w:i w:val="0"/>
           <w:sz w:val="21"/>
         </w:rPr>
-        <w:t>Verify that the Index name and connection target match the current bot version.</w:t>
+        <w:t>2. Verify that the Index name and connection target match the current bot version.</w:t>
       </w:r>
     </w:p>
     <w:p>
       <w:pPr>
-        <w:pStyle w:val="ListNumber"/>
         <w:spacing w:after="80"/>
+        <w:ind w:left="360" w:hanging="288"/>
       </w:pPr>
       <w:r>
         <w:rPr>
           <w:rFonts w:ascii="Arial" w:hAnsi="Arial" w:eastAsia="Arial"/>
+          <w:b w:val="0"/>
+          <w:i w:val="0"/>
           <w:sz w:val="21"/>
         </w:rPr>
-        <w:t>If you use an external search API, check with your administrator for response specifications and authentication settings.</w:t>
+        <w:t>3. If you use an external search API, check with your administrator for response specifications and authentication settings.</w:t>
       </w:r>
     </w:p>
     <w:p>
       <w:pPr>
-        <w:pStyle w:val="ListNumber"/>
         <w:spacing w:after="80"/>
+        <w:ind w:left="360" w:hanging="288"/>
       </w:pPr>
       <w:r>
         <w:rPr>
           <w:rFonts w:ascii="Arial" w:hAnsi="Arial" w:eastAsia="Arial"/>
+          <w:b w:val="0"/>
+          <w:i w:val="0"/>
           <w:sz w:val="21"/>
         </w:rPr>
-        <w:t>Results before the index is updated are not interpreted as quality of new data.</w:t>
+        <w:t>4. Results before the index is updated are not interpreted as quality of new data.</w:t>
       </w:r>
     </w:p>
     <w:p>
@@ -1979,7 +2350,43 @@
           <w:i w:val="0"/>
           <w:sz w:val="21"/>
         </w:rPr>
-        <w:t>If you select LLM Engine, you can set the LLM Provider and detailed model for each provider. Provider choices confirmed on the screen are Gemini, ChatGPT, Claude, Groq, Cerebras, Mistral, Ollama, and OpenRouter. For example, if you select ChatGPT, you will see `GPT-4o mini (Default)` and `GPT-4o (High quality)`. The list of providers and models may vary depending on your operating settings, and if you use Ollama, you may see separate address entries.</w:t>
+        <w:t xml:space="preserve">If you select LLM Engine, you can set the LLM Provider and detailed model for each provider. Provider choices confirmed on the screen are Gemini, ChatGPT, Claude, Groq, Cerebras, Mistral, Ollama, and OpenRouter. For example, if you select ChatGPT, you will see </w:t>
+      </w:r>
+      <w:r>
+        <w:rPr>
+          <w:rFonts w:ascii="Arial" w:hAnsi="Arial" w:eastAsia="Arial"/>
+          <w:b/>
+          <w:i w:val="0"/>
+          <w:sz w:val="21"/>
+        </w:rPr>
+        <w:t>GPT-4o mini (Default)</w:t>
+      </w:r>
+      <w:r>
+        <w:rPr>
+          <w:rFonts w:ascii="Arial" w:hAnsi="Arial" w:eastAsia="Arial"/>
+          <w:b w:val="0"/>
+          <w:i w:val="0"/>
+          <w:sz w:val="21"/>
+        </w:rPr>
+        <w:t xml:space="preserve"> and </w:t>
+      </w:r>
+      <w:r>
+        <w:rPr>
+          <w:rFonts w:ascii="Arial" w:hAnsi="Arial" w:eastAsia="Arial"/>
+          <w:b/>
+          <w:i w:val="0"/>
+          <w:sz w:val="21"/>
+        </w:rPr>
+        <w:t>GPT-4o (High quality)</w:t>
+      </w:r>
+      <w:r>
+        <w:rPr>
+          <w:rFonts w:ascii="Arial" w:hAnsi="Arial" w:eastAsia="Arial"/>
+          <w:b w:val="0"/>
+          <w:i w:val="0"/>
+          <w:sz w:val="21"/>
+        </w:rPr>
+        <w:t>. The list of providers and models may vary depending on your operating settings, and if you use Ollama, you may see separate address entries.</w:t>
       </w:r>
     </w:p>
     <w:p>
@@ -2015,6 +2422,8 @@
       <w:r>
         <w:rPr>
           <w:rFonts w:ascii="Arial" w:hAnsi="Arial" w:eastAsia="Arial"/>
+          <w:b w:val="0"/>
+          <w:i w:val="0"/>
           <w:sz w:val="21"/>
         </w:rPr>
         <w:t>LLM Engine Answers: How LLM generates answers</w:t>
@@ -2028,6 +2437,8 @@
       <w:r>
         <w:rPr>
           <w:rFonts w:ascii="Arial" w:hAnsi="Arial" w:eastAsia="Arial"/>
+          <w:b w:val="0"/>
+          <w:i w:val="0"/>
           <w:sz w:val="21"/>
         </w:rPr>
         <w:t>LLM Engine RAG Answer: How to use retrieved knowledge and LLM together</w:t>
@@ -2041,6 +2452,8 @@
       <w:r>
         <w:rPr>
           <w:rFonts w:ascii="Arial" w:hAnsi="Arial" w:eastAsia="Arial"/>
+          <w:b w:val="0"/>
+          <w:i w:val="0"/>
           <w:sz w:val="21"/>
         </w:rPr>
         <w:t>Defined answers: How to use predefined answers</w:t>
@@ -2073,67 +2486,77 @@
     </w:p>
     <w:p>
       <w:pPr>
-        <w:pStyle w:val="ListNumber"/>
         <w:spacing w:after="80"/>
+        <w:ind w:left="360" w:hanging="288"/>
       </w:pPr>
       <w:r>
         <w:rPr>
           <w:rFonts w:ascii="Arial" w:hAnsi="Arial" w:eastAsia="Arial"/>
+          <w:b w:val="0"/>
+          <w:i w:val="0"/>
           <w:sz w:val="21"/>
         </w:rPr>
-        <w:t>Prepare representative questions, ambiguous questions, and prohibited or exception questions.</w:t>
+        <w:t>1. Prepare representative questions, ambiguous questions, and prohibited or exception questions.</w:t>
       </w:r>
     </w:p>
     <w:p>
       <w:pPr>
-        <w:pStyle w:val="ListNumber"/>
         <w:spacing w:after="80"/>
+        <w:ind w:left="360" w:hanging="288"/>
       </w:pPr>
       <w:r>
         <w:rPr>
           <w:rFonts w:ascii="Arial" w:hAnsi="Arial" w:eastAsia="Arial"/>
+          <w:b w:val="0"/>
+          <w:i w:val="0"/>
           <w:sz w:val="21"/>
         </w:rPr>
-        <w:t>Fix Provider and Detailed Model.</w:t>
+        <w:t>2. Fix Provider and Detailed Model.</w:t>
       </w:r>
     </w:p>
     <w:p>
       <w:pPr>
-        <w:pStyle w:val="ListNumber"/>
         <w:spacing w:after="80"/>
+        <w:ind w:left="360" w:hanging="288"/>
       </w:pPr>
       <w:r>
         <w:rPr>
           <w:rFonts w:ascii="Arial" w:hAnsi="Arial" w:eastAsia="Arial"/>
+          <w:b w:val="0"/>
+          <w:i w:val="0"/>
           <w:sz w:val="21"/>
         </w:rPr>
-        <w:t>Repeat the same input to check response consistency.</w:t>
+        <w:t>3. Repeat the same input to check response consistency.</w:t>
       </w:r>
     </w:p>
     <w:p>
       <w:pPr>
-        <w:pStyle w:val="ListNumber"/>
         <w:spacing w:after="80"/>
+        <w:ind w:left="360" w:hanging="288"/>
       </w:pPr>
       <w:r>
         <w:rPr>
           <w:rFonts w:ascii="Arial" w:hAnsi="Arial" w:eastAsia="Arial"/>
+          <w:b w:val="0"/>
+          <w:i w:val="0"/>
           <w:sz w:val="21"/>
         </w:rPr>
-        <w:t>Verify compliance with the directive and the basis for your response.</w:t>
+        <w:t>4. Verify compliance with the directive and the basis for your response.</w:t>
       </w:r>
     </w:p>
     <w:p>
       <w:pPr>
-        <w:pStyle w:val="ListNumber"/>
         <w:spacing w:after="80"/>
+        <w:ind w:left="360" w:hanging="288"/>
       </w:pPr>
       <w:r>
         <w:rPr>
           <w:rFonts w:ascii="Arial" w:hAnsi="Arial" w:eastAsia="Arial"/>
+          <w:b w:val="0"/>
+          <w:i w:val="0"/>
           <w:sz w:val="21"/>
         </w:rPr>
-        <w:t>Logs delays, costs, and failure responses.</w:t>
+        <w:t>5. Logs delays, costs, and failure responses.</w:t>
       </w:r>
     </w:p>
     <w:p>
@@ -2149,54 +2572,62 @@
     </w:p>
     <w:p>
       <w:pPr>
-        <w:pStyle w:val="ListNumber"/>
         <w:spacing w:after="80"/>
+        <w:ind w:left="360" w:hanging="288"/>
       </w:pPr>
       <w:r>
         <w:rPr>
           <w:rFonts w:ascii="Arial" w:hAnsi="Arial" w:eastAsia="Arial"/>
+          <w:b w:val="0"/>
+          <w:i w:val="0"/>
           <w:sz w:val="21"/>
         </w:rPr>
-        <w:t>Record the provider and detailed model before and after changes.</w:t>
+        <w:t>1. Record the provider and detailed model before and after changes.</w:t>
       </w:r>
     </w:p>
     <w:p>
       <w:pPr>
-        <w:pStyle w:val="ListNumber"/>
         <w:spacing w:after="80"/>
+        <w:ind w:left="360" w:hanging="288"/>
       </w:pPr>
       <w:r>
         <w:rPr>
           <w:rFonts w:ascii="Arial" w:hAnsi="Arial" w:eastAsia="Arial"/>
+          <w:b w:val="0"/>
+          <w:i w:val="0"/>
           <w:sz w:val="21"/>
         </w:rPr>
-        <w:t>Compare using the same input/instruction/response method.</w:t>
+        <w:t>2. Compare using the same input/instruction/response method.</w:t>
       </w:r>
     </w:p>
     <w:p>
       <w:pPr>
-        <w:pStyle w:val="ListNumber"/>
         <w:spacing w:after="80"/>
+        <w:ind w:left="360" w:hanging="288"/>
       </w:pPr>
       <w:r>
         <w:rPr>
           <w:rFonts w:ascii="Arial" w:hAnsi="Arial" w:eastAsia="Arial"/>
+          <w:b w:val="0"/>
+          <w:i w:val="0"/>
           <w:sz w:val="21"/>
         </w:rPr>
-        <w:t>Check realism, format compliance, forbidden responses, and failure responses separately.</w:t>
+        <w:t>3. Check realism, format compliance, forbidden responses, and failure responses separately.</w:t>
       </w:r>
     </w:p>
     <w:p>
       <w:pPr>
-        <w:pStyle w:val="ListNumber"/>
         <w:spacing w:after="80"/>
+        <w:ind w:left="360" w:hanging="288"/>
       </w:pPr>
       <w:r>
         <w:rPr>
           <w:rFonts w:ascii="Arial" w:hAnsi="Arial" w:eastAsia="Arial"/>
+          <w:b w:val="0"/>
+          <w:i w:val="0"/>
           <w:sz w:val="21"/>
         </w:rPr>
-        <w:t>If delays or costs are significant, document them with quality results.</w:t>
+        <w:t>4. If delays or costs are significant, document them with quality results.</w:t>
       </w:r>
     </w:p>
     <w:p>
@@ -2237,67 +2668,77 @@
     </w:p>
     <w:p>
       <w:pPr>
-        <w:pStyle w:val="ListNumber"/>
         <w:spacing w:after="80"/>
+        <w:ind w:left="360" w:hanging="288"/>
       </w:pPr>
       <w:r>
         <w:rPr>
           <w:rFonts w:ascii="Arial" w:hAnsi="Arial" w:eastAsia="Arial"/>
+          <w:b w:val="0"/>
+          <w:i w:val="0"/>
           <w:sz w:val="21"/>
         </w:rPr>
-        <w:t>Collect failed utterances.</w:t>
+        <w:t>1. Collect failed utterances.</w:t>
       </w:r>
     </w:p>
     <w:p>
       <w:pPr>
-        <w:pStyle w:val="ListNumber"/>
         <w:spacing w:after="80"/>
+        <w:ind w:left="360" w:hanging="288"/>
       </w:pPr>
       <w:r>
         <w:rPr>
           <w:rFonts w:ascii="Arial" w:hAnsi="Arial" w:eastAsia="Arial"/>
+          <w:b w:val="0"/>
+          <w:i w:val="0"/>
           <w:sz w:val="21"/>
         </w:rPr>
-        <w:t>Check the classification steps actually applied.</w:t>
+        <w:t>2. Check the classification steps actually applied.</w:t>
       </w:r>
     </w:p>
     <w:p>
       <w:pPr>
-        <w:pStyle w:val="ListNumber"/>
         <w:spacing w:after="80"/>
+        <w:ind w:left="360" w:hanging="288"/>
       </w:pPr>
       <w:r>
         <w:rPr>
           <w:rFonts w:ascii="Arial" w:hAnsi="Arial" w:eastAsia="Arial"/>
+          <w:b w:val="0"/>
+          <w:i w:val="0"/>
           <w:sz w:val="21"/>
         </w:rPr>
-        <w:t>Isolate which area the problem is: intent, search, directive, or response.</w:t>
+        <w:t>3. Isolate which area the problem is: intent, search, directive, or response.</w:t>
       </w:r>
     </w:p>
     <w:p>
       <w:pPr>
-        <w:pStyle w:val="ListNumber"/>
         <w:spacing w:after="80"/>
+        <w:ind w:left="360" w:hanging="288"/>
       </w:pPr>
       <w:r>
         <w:rPr>
           <w:rFonts w:ascii="Arial" w:hAnsi="Arial" w:eastAsia="Arial"/>
+          <w:b w:val="0"/>
+          <w:i w:val="0"/>
           <w:sz w:val="21"/>
         </w:rPr>
-        <w:t>Fix minimum range of data.</w:t>
+        <w:t>4. Fix minimum range of data.</w:t>
       </w:r>
     </w:p>
     <w:p>
       <w:pPr>
-        <w:pStyle w:val="ListNumber"/>
         <w:spacing w:after="80"/>
+        <w:ind w:left="360" w:hanging="288"/>
       </w:pPr>
       <w:r>
         <w:rPr>
           <w:rFonts w:ascii="Arial" w:hAnsi="Arial" w:eastAsia="Arial"/>
+          <w:b w:val="0"/>
+          <w:i w:val="0"/>
           <w:sz w:val="21"/>
         </w:rPr>
-        <w:t>Retest existing successful and failed utterances together.</w:t>
+        <w:t>5. Retest existing successful and failed utterances together.</w:t>
       </w:r>
     </w:p>
     <w:p>
@@ -2360,6 +2801,7 @@
               <w:rPr>
                 <w:rFonts w:ascii="Arial" w:hAnsi="Arial" w:eastAsia="Arial"/>
                 <w:b/>
+                <w:i w:val="0"/>
                 <w:color w:val="1F4D78"/>
                 <w:sz w:val="18"/>
               </w:rPr>
@@ -2388,6 +2830,7 @@
               <w:rPr>
                 <w:rFonts w:ascii="Arial" w:hAnsi="Arial" w:eastAsia="Arial"/>
                 <w:b/>
+                <w:i w:val="0"/>
                 <w:color w:val="1F4D78"/>
                 <w:sz w:val="18"/>
               </w:rPr>
@@ -2416,6 +2859,7 @@
               <w:rPr>
                 <w:rFonts w:ascii="Arial" w:hAnsi="Arial" w:eastAsia="Arial"/>
                 <w:b/>
+                <w:i w:val="0"/>
                 <w:color w:val="1F4D78"/>
                 <w:sz w:val="18"/>
               </w:rPr>
@@ -2445,6 +2889,7 @@
               <w:rPr>
                 <w:rFonts w:ascii="Arial" w:hAnsi="Arial" w:eastAsia="Arial"/>
                 <w:b w:val="0"/>
+                <w:i w:val="0"/>
                 <w:sz w:val="18"/>
               </w:rPr>
               <w:t>Representative speech</w:t>
@@ -2471,6 +2916,7 @@
               <w:rPr>
                 <w:rFonts w:ascii="Arial" w:hAnsi="Arial" w:eastAsia="Arial"/>
                 <w:b w:val="0"/>
+                <w:i w:val="0"/>
                 <w:sz w:val="18"/>
               </w:rPr>
               <w:t>Check normal main usage path</w:t>
@@ -2497,6 +2943,7 @@
               <w:rPr>
                 <w:rFonts w:ascii="Arial" w:hAnsi="Arial" w:eastAsia="Arial"/>
                 <w:b w:val="0"/>
+                <w:i w:val="0"/>
                 <w:sz w:val="18"/>
               </w:rPr>
               <w:t>Frequently used expressions</w:t>
@@ -2525,6 +2972,7 @@
               <w:rPr>
                 <w:rFonts w:ascii="Arial" w:hAnsi="Arial" w:eastAsia="Arial"/>
                 <w:b w:val="0"/>
+                <w:i w:val="0"/>
                 <w:sz w:val="18"/>
               </w:rPr>
               <w:t>Modified utterance</w:t>
@@ -2551,6 +2999,7 @@
               <w:rPr>
                 <w:rFonts w:ascii="Arial" w:hAnsi="Arial" w:eastAsia="Arial"/>
                 <w:b w:val="0"/>
+                <w:i w:val="0"/>
                 <w:sz w:val="18"/>
               </w:rPr>
               <w:t>Check processing for expression changes</w:t>
@@ -2577,6 +3026,7 @@
               <w:rPr>
                 <w:rFonts w:ascii="Arial" w:hAnsi="Arial" w:eastAsia="Arial"/>
                 <w:b w:val="0"/>
+                <w:i w:val="0"/>
                 <w:sz w:val="18"/>
               </w:rPr>
               <w:t>Changes in word order, tone of voice, and spacing</w:t>
@@ -2605,6 +3055,7 @@
               <w:rPr>
                 <w:rFonts w:ascii="Arial" w:hAnsi="Arial" w:eastAsia="Arial"/>
                 <w:b w:val="0"/>
+                <w:i w:val="0"/>
                 <w:sz w:val="18"/>
               </w:rPr>
               <w:t>boundary utterance</w:t>
@@ -2631,6 +3082,7 @@
               <w:rPr>
                 <w:rFonts w:ascii="Arial" w:hAnsi="Arial" w:eastAsia="Arial"/>
                 <w:b w:val="0"/>
+                <w:i w:val="0"/>
                 <w:sz w:val="18"/>
               </w:rPr>
               <w:t>Ensure Distinction from Competitive Intent</w:t>
@@ -2657,6 +3109,7 @@
               <w:rPr>
                 <w:rFonts w:ascii="Arial" w:hAnsi="Arial" w:eastAsia="Arial"/>
                 <w:b w:val="0"/>
+                <w:i w:val="0"/>
                 <w:sz w:val="18"/>
               </w:rPr>
               <w:t>Other requests with similar words</w:t>
@@ -2685,6 +3138,7 @@
               <w:rPr>
                 <w:rFonts w:ascii="Arial" w:hAnsi="Arial" w:eastAsia="Arial"/>
                 <w:b w:val="0"/>
+                <w:i w:val="0"/>
                 <w:sz w:val="18"/>
               </w:rPr>
               <w:t>exception utterance</w:t>
@@ -2711,6 +3165,7 @@
               <w:rPr>
                 <w:rFonts w:ascii="Arial" w:hAnsi="Arial" w:eastAsia="Arial"/>
                 <w:b w:val="0"/>
+                <w:i w:val="0"/>
                 <w:sz w:val="18"/>
               </w:rPr>
               <w:t>Check processing of unsupported/ambiguous requests</w:t>
@@ -2737,6 +3192,7 @@
               <w:rPr>
                 <w:rFonts w:ascii="Arial" w:hAnsi="Arial" w:eastAsia="Arial"/>
                 <w:b w:val="0"/>
+                <w:i w:val="0"/>
                 <w:sz w:val="18"/>
               </w:rPr>
               <w:t>Questions that are not part of the intent</w:t>
@@ -2765,6 +3221,7 @@
               <w:rPr>
                 <w:rFonts w:ascii="Arial" w:hAnsi="Arial" w:eastAsia="Arial"/>
                 <w:b w:val="0"/>
+                <w:i w:val="0"/>
                 <w:sz w:val="18"/>
               </w:rPr>
               <w:t>recursive utterance</w:t>
@@ -2791,6 +3248,7 @@
               <w:rPr>
                 <w:rFonts w:ascii="Arial" w:hAnsi="Arial" w:eastAsia="Arial"/>
                 <w:b w:val="0"/>
+                <w:i w:val="0"/>
                 <w:sz w:val="18"/>
               </w:rPr>
               <w:t>Confirm maintenance of success results before change</w:t>
@@ -2817,6 +3275,7 @@
               <w:rPr>
                 <w:rFonts w:ascii="Arial" w:hAnsi="Arial" w:eastAsia="Arial"/>
                 <w:b w:val="0"/>
+                <w:i w:val="0"/>
                 <w:sz w:val="18"/>
               </w:rPr>
               <w:t>Previously successful utterance</w:t>
@@ -2886,6 +3345,7 @@
               <w:rPr>
                 <w:rFonts w:ascii="Arial" w:hAnsi="Arial" w:eastAsia="Arial"/>
                 <w:b/>
+                <w:i w:val="0"/>
                 <w:color w:val="1F4D78"/>
                 <w:sz w:val="18"/>
               </w:rPr>
@@ -2914,6 +3374,7 @@
               <w:rPr>
                 <w:rFonts w:ascii="Arial" w:hAnsi="Arial" w:eastAsia="Arial"/>
                 <w:b/>
+                <w:i w:val="0"/>
                 <w:color w:val="1F4D78"/>
                 <w:sz w:val="18"/>
               </w:rPr>
@@ -2942,6 +3403,7 @@
               <w:rPr>
                 <w:rFonts w:ascii="Arial" w:hAnsi="Arial" w:eastAsia="Arial"/>
                 <w:b/>
+                <w:i w:val="0"/>
                 <w:color w:val="1F4D78"/>
                 <w:sz w:val="18"/>
               </w:rPr>
@@ -2971,6 +3433,7 @@
               <w:rPr>
                 <w:rFonts w:ascii="Arial" w:hAnsi="Arial" w:eastAsia="Arial"/>
                 <w:b w:val="0"/>
+                <w:i w:val="0"/>
                 <w:sz w:val="18"/>
               </w:rPr>
               <w:t>Not classified as expected intent</w:t>
@@ -2997,6 +3460,7 @@
               <w:rPr>
                 <w:rFonts w:ascii="Arial" w:hAnsi="Arial" w:eastAsia="Arial"/>
                 <w:b w:val="0"/>
+                <w:i w:val="0"/>
                 <w:sz w:val="18"/>
               </w:rPr>
               <w:t>Bot·Version·Engine·Data Status</w:t>
@@ -3023,6 +3487,7 @@
               <w:rPr>
                 <w:rFonts w:ascii="Arial" w:hAnsi="Arial" w:eastAsia="Arial"/>
                 <w:b w:val="0"/>
+                <w:i w:val="0"/>
                 <w:sz w:val="18"/>
               </w:rPr>
               <w:t>Review representative/boundary utterances and competitive intentions together</w:t>
@@ -3051,6 +3516,7 @@
               <w:rPr>
                 <w:rFonts w:ascii="Arial" w:hAnsi="Arial" w:eastAsia="Arial"/>
                 <w:b w:val="0"/>
+                <w:i w:val="0"/>
                 <w:sz w:val="18"/>
               </w:rPr>
               <w:t>Semantic No results found</w:t>
@@ -3077,6 +3543,7 @@
               <w:rPr>
                 <w:rFonts w:ascii="Arial" w:hAnsi="Arial" w:eastAsia="Arial"/>
                 <w:b w:val="0"/>
+                <w:i w:val="0"/>
                 <w:sz w:val="18"/>
               </w:rPr>
               <w:t>Vector DB, Index, Embedding Compatibility</w:t>
@@ -3103,6 +3570,7 @@
               <w:rPr>
                 <w:rFonts w:ascii="Arial" w:hAnsi="Arial" w:eastAsia="Arial"/>
                 <w:b w:val="0"/>
+                <w:i w:val="0"/>
                 <w:sz w:val="18"/>
               </w:rPr>
               <w:t>Check connection/index/data reflection status</w:t>
@@ -3131,6 +3599,7 @@
               <w:rPr>
                 <w:rFonts w:ascii="Arial" w:hAnsi="Arial" w:eastAsia="Arial"/>
                 <w:b w:val="0"/>
+                <w:i w:val="0"/>
                 <w:sz w:val="18"/>
               </w:rPr>
               <w:t>LLM answers waver</w:t>
@@ -3157,6 +3626,7 @@
               <w:rPr>
                 <w:rFonts w:ascii="Arial" w:hAnsi="Arial" w:eastAsia="Arial"/>
                 <w:b w:val="0"/>
+                <w:i w:val="0"/>
                 <w:sz w:val="18"/>
               </w:rPr>
               <w:t>Provider, model, directive, input</w:t>
@@ -3183,6 +3653,7 @@
               <w:rPr>
                 <w:rFonts w:ascii="Arial" w:hAnsi="Arial" w:eastAsia="Arial"/>
                 <w:b w:val="0"/>
+                <w:i w:val="0"/>
                 <w:sz w:val="18"/>
               </w:rPr>
               <w:t>Compare to the same test set and narrow down the directives</w:t>
@@ -3211,6 +3682,7 @@
               <w:rPr>
                 <w:rFonts w:ascii="Arial" w:hAnsi="Arial" w:eastAsia="Arial"/>
                 <w:b w:val="0"/>
+                <w:i w:val="0"/>
                 <w:sz w:val="18"/>
               </w:rPr>
               <w:t>Study or readiness status not complete</w:t>
@@ -3237,6 +3709,7 @@
               <w:rPr>
                 <w:rFonts w:ascii="Arial" w:hAnsi="Arial" w:eastAsia="Arial"/>
                 <w:b w:val="0"/>
+                <w:i w:val="0"/>
                 <w:sz w:val="18"/>
               </w:rPr>
               <w:t>Learning history, error messages, selection combinations</w:t>
@@ -3263,6 +3736,7 @@
               <w:rPr>
                 <w:rFonts w:ascii="Arial" w:hAnsi="Arial" w:eastAsia="Arial"/>
                 <w:b w:val="0"/>
+                <w:i w:val="0"/>
                 <w:sz w:val="18"/>
               </w:rPr>
               <w:t>Record screen status and communicate to operations personnel</w:t>
@@ -3291,9 +3765,29 @@
       <w:r>
         <w:rPr>
           <w:rFonts w:ascii="Arial" w:hAnsi="Arial" w:eastAsia="Arial"/>
+          <w:b w:val="0"/>
+          <w:i w:val="0"/>
           <w:sz w:val="21"/>
         </w:rPr>
-        <w:t>Symptom: Learning request is registered in Queue but remains as `Untrained` after refresh</w:t>
+        <w:t xml:space="preserve">Symptom: Learning request is registered in Queue but remains as </w:t>
+      </w:r>
+      <w:r>
+        <w:rPr>
+          <w:rFonts w:ascii="Arial" w:hAnsi="Arial" w:eastAsia="Arial"/>
+          <w:b/>
+          <w:i w:val="0"/>
+          <w:sz w:val="21"/>
+        </w:rPr>
+        <w:t>Untrained</w:t>
+      </w:r>
+      <w:r>
+        <w:rPr>
+          <w:rFonts w:ascii="Arial" w:hAnsi="Arial" w:eastAsia="Arial"/>
+          <w:b w:val="0"/>
+          <w:i w:val="0"/>
+          <w:sz w:val="21"/>
+        </w:rPr>
+        <w:t xml:space="preserve"> after refresh</w:t>
       </w:r>
     </w:p>
     <w:p>
@@ -3304,9 +3798,38 @@
       <w:r>
         <w:rPr>
           <w:rFonts w:ascii="Arial" w:hAnsi="Arial" w:eastAsia="Arial"/>
+          <w:b w:val="0"/>
+          <w:i w:val="0"/>
           <w:sz w:val="21"/>
         </w:rPr>
-        <w:t>Simulator results: `Unclassified intent`, `Intent classification cannot run because there are no training sentences.`</w:t>
+        <w:t xml:space="preserve">Simulator results: </w:t>
+      </w:r>
+      <w:r>
+        <w:rPr>
+          <w:rFonts w:ascii="Arial" w:hAnsi="Arial" w:eastAsia="Arial"/>
+          <w:b/>
+          <w:i w:val="0"/>
+          <w:sz w:val="21"/>
+        </w:rPr>
+        <w:t>Unclassified intent</w:t>
+      </w:r>
+      <w:r>
+        <w:rPr>
+          <w:rFonts w:ascii="Arial" w:hAnsi="Arial" w:eastAsia="Arial"/>
+          <w:b w:val="0"/>
+          <w:i w:val="0"/>
+          <w:sz w:val="21"/>
+        </w:rPr>
+        <w:t xml:space="preserve">, </w:t>
+      </w:r>
+      <w:r>
+        <w:rPr>
+          <w:rFonts w:ascii="Arial" w:hAnsi="Arial" w:eastAsia="Arial"/>
+          <w:b/>
+          <w:i w:val="0"/>
+          <w:sz w:val="21"/>
+        </w:rPr>
+        <w:t>Intent classification cannot run because there are no training sentences.</w:t>
       </w:r>
     </w:p>
     <w:p>
@@ -3317,6 +3840,8 @@
       <w:r>
         <w:rPr>
           <w:rFonts w:ascii="Arial" w:hAnsi="Arial" w:eastAsia="Arial"/>
+          <w:b w:val="0"/>
+          <w:i w:val="0"/>
           <w:sz w:val="21"/>
         </w:rPr>
         <w:t>Judgment: Successful saving of training sentences and completion of ML training are separate states, so classification quality is not evaluated before training is complete.</w:t>
@@ -3330,6 +3855,8 @@
       <w:r>
         <w:rPr>
           <w:rFonts w:ascii="Arial" w:hAnsi="Arial" w:eastAsia="Arial"/>
+          <w:b w:val="0"/>
+          <w:i w:val="0"/>
           <w:sz w:val="21"/>
         </w:rPr>
         <w:t>Action: Check the completion status of the learning history, and if there is no history, send the bot, version, engine, and request time to the operation manager.</w:t>
@@ -3357,6 +3884,378 @@
           <w:i w:val="0"/>
           <w:sz w:val="21"/>
         </w:rPr>
+        <w:t>11. Training/indexing execution and state judgment</w:t>
+      </w:r>
+    </w:p>
+    <w:p>
+      <w:pPr>
+        <w:pStyle w:val="ListBullet"/>
+        <w:spacing w:after="80"/>
+      </w:pPr>
+      <w:r>
+        <w:rPr>
+          <w:rFonts w:ascii="Arial" w:hAnsi="Arial" w:eastAsia="Arial"/>
+          <w:b w:val="0"/>
+          <w:i w:val="0"/>
+          <w:sz w:val="21"/>
+        </w:rPr>
+        <w:t>Before execution, confirm bot UUID, version, language, engine, model, answer method, saved assets, and the baseline test set.</w:t>
+      </w:r>
+    </w:p>
+    <w:p>
+      <w:pPr>
+        <w:pStyle w:val="ListBullet"/>
+        <w:spacing w:after="80"/>
+      </w:pPr>
+      <w:r>
+        <w:rPr>
+          <w:rFonts w:ascii="Arial" w:hAnsi="Arial" w:eastAsia="Arial"/>
+          <w:b w:val="0"/>
+          <w:i w:val="0"/>
+          <w:sz w:val="21"/>
+        </w:rPr>
+        <w:t>ML training and Semantic indexing can take more than three minutes. A request message alone is not proof of success.</w:t>
+      </w:r>
+    </w:p>
+    <w:p>
+      <w:pPr>
+        <w:pStyle w:val="ListBullet"/>
+        <w:spacing w:after="80"/>
+      </w:pPr>
+      <w:r>
+        <w:rPr>
+          <w:rFonts w:ascii="Arial" w:hAnsi="Arial" w:eastAsia="Arial"/>
+          <w:b w:val="0"/>
+          <w:i w:val="0"/>
+          <w:sz w:val="21"/>
+        </w:rPr>
+        <w:t>Confirm the final state in training history and then run Bot Test. Treat missing history, an unchanged untrained state, an empty index, or a failed LLM call as a failure.</w:t>
+      </w:r>
+    </w:p>
+    <w:p>
+      <w:pPr>
+        <w:pStyle w:val="Heading1"/>
+      </w:pPr>
+      <w:r>
+        <w:rPr>
+          <w:rFonts w:ascii="Arial" w:hAnsi="Arial" w:eastAsia="Arial"/>
+          <w:b/>
+          <w:i w:val="0"/>
+          <w:sz w:val="21"/>
+        </w:rPr>
+        <w:t>12. Score and cut-off operation</w:t>
+      </w:r>
+    </w:p>
+    <w:p>
+      <w:pPr>
+        <w:spacing w:after="80"/>
+        <w:ind w:left="360" w:hanging="288"/>
+      </w:pPr>
+      <w:r>
+        <w:rPr>
+          <w:rFonts w:ascii="Arial" w:hAnsi="Arial" w:eastAsia="Arial"/>
+          <w:b w:val="0"/>
+          <w:i w:val="0"/>
+          <w:sz w:val="21"/>
+        </w:rPr>
+        <w:t>1. Record the current cut-off and similarity criteria.</w:t>
+      </w:r>
+    </w:p>
+    <w:p>
+      <w:pPr>
+        <w:spacing w:after="80"/>
+        <w:ind w:left="360" w:hanging="288"/>
+      </w:pPr>
+      <w:r>
+        <w:rPr>
+          <w:rFonts w:ascii="Arial" w:hAnsi="Arial" w:eastAsia="Arial"/>
+          <w:b w:val="0"/>
+          <w:i w:val="0"/>
+          <w:sz w:val="21"/>
+        </w:rPr>
+        <w:t>2. Collect score distributions for correct, incorrect, boundary, and unsupported utterances.</w:t>
+      </w:r>
+    </w:p>
+    <w:p>
+      <w:pPr>
+        <w:spacing w:after="80"/>
+        <w:ind w:left="360" w:hanging="288"/>
+      </w:pPr>
+      <w:r>
+        <w:rPr>
+          <w:rFonts w:ascii="Arial" w:hAnsi="Arial" w:eastAsia="Arial"/>
+          <w:b w:val="0"/>
+          <w:i w:val="0"/>
+          <w:sz w:val="21"/>
+        </w:rPr>
+        <w:t>3. Change one criterion at a time and rerun the same regression set.</w:t>
+      </w:r>
+    </w:p>
+    <w:p>
+      <w:pPr>
+        <w:spacing w:after="80"/>
+        <w:ind w:left="360" w:hanging="288"/>
+      </w:pPr>
+      <w:r>
+        <w:rPr>
+          <w:rFonts w:ascii="Arial" w:hAnsi="Arial" w:eastAsia="Arial"/>
+          <w:b w:val="0"/>
+          <w:i w:val="0"/>
+          <w:sz w:val="21"/>
+        </w:rPr>
+        <w:t>4. Evaluate both false acceptance and false rejection; never optimize only the displayed percentage.</w:t>
+      </w:r>
+    </w:p>
+    <w:p>
+      <w:pPr>
+        <w:pStyle w:val="Heading1"/>
+      </w:pPr>
+      <w:r>
+        <w:rPr>
+          <w:rFonts w:ascii="Arial" w:hAnsi="Arial" w:eastAsia="Arial"/>
+          <w:b/>
+          <w:i w:val="0"/>
+          <w:sz w:val="21"/>
+        </w:rPr>
+        <w:t>13. Multilingual NLU operation</w:t>
+      </w:r>
+    </w:p>
+    <w:p>
+      <w:r>
+        <w:rPr>
+          <w:rFonts w:ascii="Arial" w:hAnsi="Arial" w:eastAsia="Arial"/>
+          <w:b w:val="0"/>
+          <w:i w:val="0"/>
+          <w:sz w:val="21"/>
+        </w:rPr>
+        <w:t>CGA supports Korean, English, Simplified Chinese, Japanese, Vietnamese, French, and German for the UI and bot language. Keep identifiers and API contracts canonical while authoring utterances, messages, entities, and evaluation sets in the target language.</w:t>
+      </w:r>
+    </w:p>
+    <w:p>
+      <w:r>
+        <w:rPr>
+          <w:rFonts w:ascii="Arial" w:hAnsi="Arial" w:eastAsia="Arial"/>
+          <w:b w:val="0"/>
+          <w:i w:val="0"/>
+          <w:sz w:val="21"/>
+        </w:rPr>
+        <w:t>Message lookup uses the requested language first and the bot language as fallback. Validate morphology, spacing, honorifics, accents, and language-specific variants separately; do not rely on literal translation alone.</w:t>
+      </w:r>
+    </w:p>
+    <w:p>
+      <w:pPr>
+        <w:pStyle w:val="Heading1"/>
+      </w:pPr>
+      <w:r>
+        <w:rPr>
+          <w:rFonts w:ascii="Arial" w:hAnsi="Arial" w:eastAsia="Arial"/>
+          <w:b/>
+          <w:i w:val="0"/>
+          <w:sz w:val="21"/>
+        </w:rPr>
+        <w:t>14. Controlled engine experiments</w:t>
+      </w:r>
+    </w:p>
+    <w:p>
+      <w:pPr>
+        <w:pStyle w:val="ListBullet"/>
+        <w:spacing w:after="80"/>
+      </w:pPr>
+      <w:r>
+        <w:rPr>
+          <w:rFonts w:ascii="Arial" w:hAnsi="Arial" w:eastAsia="Arial"/>
+          <w:b w:val="0"/>
+          <w:i w:val="0"/>
+          <w:sz w:val="21"/>
+        </w:rPr>
+        <w:t>Create a separate working version instead of overwriting the operating version.</w:t>
+      </w:r>
+    </w:p>
+    <w:p>
+      <w:pPr>
+        <w:pStyle w:val="ListBullet"/>
+        <w:spacing w:after="80"/>
+      </w:pPr>
+      <w:r>
+        <w:rPr>
+          <w:rFonts w:ascii="Arial" w:hAnsi="Arial" w:eastAsia="Arial"/>
+          <w:b w:val="0"/>
+          <w:i w:val="0"/>
+          <w:sz w:val="21"/>
+        </w:rPr>
+        <w:t>Fix the test set and change only one of data, threshold, model, provider, prompt, or index settings per experiment.</w:t>
+      </w:r>
+    </w:p>
+    <w:p>
+      <w:pPr>
+        <w:pStyle w:val="ListBullet"/>
+        <w:spacing w:after="80"/>
+      </w:pPr>
+      <w:r>
+        <w:rPr>
+          <w:rFonts w:ascii="Arial" w:hAnsi="Arial" w:eastAsia="Arial"/>
+          <w:b w:val="0"/>
+          <w:i w:val="0"/>
+          <w:sz w:val="21"/>
+        </w:rPr>
+        <w:t>Record accuracy, failure type, response consistency, latency, cost, and operational constraints.</w:t>
+      </w:r>
+    </w:p>
+    <w:p>
+      <w:pPr>
+        <w:pStyle w:val="ListBullet"/>
+        <w:spacing w:after="80"/>
+      </w:pPr>
+      <w:r>
+        <w:rPr>
+          <w:rFonts w:ascii="Arial" w:hAnsi="Arial" w:eastAsia="Arial"/>
+          <w:b w:val="0"/>
+          <w:i w:val="0"/>
+          <w:sz w:val="21"/>
+        </w:rPr>
+        <w:t>Promote only a version that meets the agreed criteria and retains previous successful cases.</w:t>
+      </w:r>
+    </w:p>
+    <w:p>
+      <w:pPr>
+        <w:pStyle w:val="Heading1"/>
+      </w:pPr>
+      <w:r>
+        <w:rPr>
+          <w:rFonts w:ascii="Arial" w:hAnsi="Arial" w:eastAsia="Arial"/>
+          <w:b/>
+          <w:i w:val="0"/>
+          <w:sz w:val="21"/>
+        </w:rPr>
+        <w:t>15. Quality improvement example</w:t>
+      </w:r>
+    </w:p>
+    <w:p>
+      <w:r>
+        <w:rPr>
+          <w:rFonts w:ascii="Arial" w:hAnsi="Arial" w:eastAsia="Arial"/>
+          <w:b w:val="0"/>
+          <w:i w:val="0"/>
+          <w:sz w:val="21"/>
+        </w:rPr>
+        <w:t>For delivery inquiries, separate schedule inquiries from current-status inquiries, prepare representative, variant, boundary, exception, and regression utterances, verify order-number extraction, retrain or reindex, and compare all sets again. A lower error count is not enough if successful utterances lose score or switch intent.</w:t>
+      </w:r>
+    </w:p>
+    <w:p>
+      <w:pPr>
+        <w:pStyle w:val="Heading1"/>
+      </w:pPr>
+      <w:r>
+        <w:rPr>
+          <w:rFonts w:ascii="Arial" w:hAnsi="Arial" w:eastAsia="Arial"/>
+          <w:b/>
+          <w:i w:val="0"/>
+          <w:sz w:val="21"/>
+        </w:rPr>
+        <w:t>16. Operational reflection checklist</w:t>
+      </w:r>
+    </w:p>
+    <w:p>
+      <w:pPr>
+        <w:pStyle w:val="ListBullet"/>
+        <w:spacing w:after="80"/>
+      </w:pPr>
+      <w:r>
+        <w:rPr>
+          <w:rFonts w:ascii="Arial" w:hAnsi="Arial" w:eastAsia="Arial"/>
+          <w:b w:val="0"/>
+          <w:i w:val="0"/>
+          <w:sz w:val="21"/>
+        </w:rPr>
+        <w:t>[ ] Bot UUID, version, language, engine, model, and answer method were recorded.</w:t>
+      </w:r>
+    </w:p>
+    <w:p>
+      <w:pPr>
+        <w:pStyle w:val="ListBullet"/>
+        <w:spacing w:after="80"/>
+      </w:pPr>
+      <w:r>
+        <w:rPr>
+          <w:rFonts w:ascii="Arial" w:hAnsi="Arial" w:eastAsia="Arial"/>
+          <w:b w:val="0"/>
+          <w:i w:val="0"/>
+          <w:sz w:val="21"/>
+        </w:rPr>
+        <w:t>[ ] Before/after results were compared with the same test set.</w:t>
+      </w:r>
+    </w:p>
+    <w:p>
+      <w:pPr>
+        <w:pStyle w:val="ListBullet"/>
+        <w:spacing w:after="80"/>
+      </w:pPr>
+      <w:r>
+        <w:rPr>
+          <w:rFonts w:ascii="Arial" w:hAnsi="Arial" w:eastAsia="Arial"/>
+          <w:b w:val="0"/>
+          <w:i w:val="0"/>
+          <w:sz w:val="21"/>
+        </w:rPr>
+        <w:t>[ ] Training or indexing success was confirmed in history.</w:t>
+      </w:r>
+    </w:p>
+    <w:p>
+      <w:pPr>
+        <w:pStyle w:val="ListBullet"/>
+        <w:spacing w:after="80"/>
+      </w:pPr>
+      <w:r>
+        <w:rPr>
+          <w:rFonts w:ascii="Arial" w:hAnsi="Arial" w:eastAsia="Arial"/>
+          <w:b w:val="0"/>
+          <w:i w:val="0"/>
+          <w:sz w:val="21"/>
+        </w:rPr>
+        <w:t>[ ] Scores, similar-intent conflicts, and regression utterances were reviewed.</w:t>
+      </w:r>
+    </w:p>
+    <w:p>
+      <w:pPr>
+        <w:pStyle w:val="ListBullet"/>
+        <w:spacing w:after="80"/>
+      </w:pPr>
+      <w:r>
+        <w:rPr>
+          <w:rFonts w:ascii="Arial" w:hAnsi="Arial" w:eastAsia="Arial"/>
+          <w:b w:val="0"/>
+          <w:i w:val="0"/>
+          <w:sz w:val="21"/>
+        </w:rPr>
+        <w:t>[ ] Target-language messages and entity extraction were verified.</w:t>
+      </w:r>
+    </w:p>
+    <w:p>
+      <w:pPr>
+        <w:pStyle w:val="ListBullet"/>
+        <w:spacing w:after="80"/>
+      </w:pPr>
+      <w:r>
+        <w:rPr>
+          <w:rFonts w:ascii="Arial" w:hAnsi="Arial" w:eastAsia="Arial"/>
+          <w:b w:val="0"/>
+          <w:i w:val="0"/>
+          <w:sz w:val="21"/>
+        </w:rPr>
+        <w:t>[ ] Real channel, conversation, API, and Queue histories were checked.</w:t>
+      </w:r>
+    </w:p>
+    <w:p>
+      <w:pPr>
+        <w:pStyle w:val="Heading1"/>
+      </w:pPr>
+      <w:r>
+        <w:rPr>
+          <w:rFonts w:ascii="Arial" w:hAnsi="Arial" w:eastAsia="Arial"/>
+          <w:b/>
+          <w:i w:val="0"/>
+          <w:sz w:val="21"/>
+        </w:rPr>
         <w:t>Related Documents</w:t>
       </w:r>
     </w:p>
@@ -3368,9 +4267,11 @@
       <w:r>
         <w:rPr>
           <w:rFonts w:ascii="Arial" w:hAnsi="Arial" w:eastAsia="Arial"/>
+          <w:b w:val="0"/>
+          <w:i w:val="0"/>
           <w:sz w:val="21"/>
         </w:rPr>
-        <w:t>[View all CGA manuals](../README.md)</w:t>
+        <w:t>View all CGA manuals</w:t>
       </w:r>
     </w:p>
     <w:p>
@@ -3381,9 +4282,11 @@
       <w:r>
         <w:rPr>
           <w:rFonts w:ascii="Arial" w:hAnsi="Arial" w:eastAsia="Arial"/>
+          <w:b w:val="0"/>
+          <w:i w:val="0"/>
           <w:sz w:val="21"/>
         </w:rPr>
-        <w:t>[CGA Getting Started](../cga-getting-started/README.md)</w:t>
+        <w:t>CGA Getting Started</w:t>
       </w:r>
     </w:p>
     <w:p>
@@ -3394,9 +4297,11 @@
       <w:r>
         <w:rPr>
           <w:rFonts w:ascii="Arial" w:hAnsi="Arial" w:eastAsia="Arial"/>
+          <w:b w:val="0"/>
+          <w:i w:val="0"/>
           <w:sz w:val="21"/>
         </w:rPr>
-        <w:t>[CGA User Manual](../cga-user-manual/README.md)</w:t>
+        <w:t>CGA User Manual</w:t>
       </w:r>
     </w:p>
     <w:p>
@@ -3407,9 +4312,11 @@
       <w:r>
         <w:rPr>
           <w:rFonts w:ascii="Arial" w:hAnsi="Arial" w:eastAsia="Arial"/>
+          <w:b w:val="0"/>
+          <w:i w:val="0"/>
           <w:sz w:val="21"/>
         </w:rPr>
-        <w:t>[Engine comparison table](engine-comparison.md)</w:t>
+        <w:t>Engine comparison table</w:t>
       </w:r>
     </w:p>
     <w:sectPr>
